--- a/очко.docx
+++ b/очко.docx
@@ -13,7 +13,6 @@
           <w:kern w:val="0"/>
           <w:sz w:val="28"/>
           <w:szCs w:val="28"/>
-          <w:lang w:val="ru-RU"/>
           <w14:ligatures w14:val="none"/>
         </w:rPr>
       </w:pPr>
@@ -24,7 +23,6 @@
           <w:kern w:val="0"/>
           <w:sz w:val="28"/>
           <w:szCs w:val="28"/>
-          <w:lang w:val="ru-RU"/>
           <w14:ligatures w14:val="none"/>
         </w:rPr>
         <w:t xml:space="preserve">5 </w:t>
@@ -36,7 +34,6 @@
           <w:kern w:val="0"/>
           <w:sz w:val="28"/>
           <w:szCs w:val="28"/>
-          <w:lang w:val="ru-RU"/>
           <w14:ligatures w14:val="none"/>
         </w:rPr>
         <w:t>ОХРАНА ТРУДА</w:t>
@@ -53,7 +50,6 @@
           <w:kern w:val="0"/>
           <w:sz w:val="28"/>
           <w:szCs w:val="28"/>
-          <w:lang w:val="ru-RU"/>
           <w14:ligatures w14:val="none"/>
         </w:rPr>
       </w:pPr>
@@ -72,7 +68,6 @@
         <w:rPr>
           <w:sz w:val="26"/>
           <w:szCs w:val="26"/>
-          <w:lang/>
         </w:rPr>
         <w:t>Разработанное программное обеспечение предназначено для автоматизации процессов учета и анализа успеваемости студентов в образовательных учреждениях. Представляет собой клиент-серверное веб-приложение, основной функционал которого заключается в обеспечении преподавателей удобными средствами для выставления оценок, формирования на их основе ведомостей и последующего анализа учебных результатов. Администратор системы обладает возможностью назначения преподавателей на проведение аттестации, что служит основанием для создания ведомост</w:t>
       </w:r>
@@ -87,7 +82,6 @@
         <w:rPr>
           <w:sz w:val="26"/>
           <w:szCs w:val="26"/>
-          <w:lang/>
         </w:rPr>
         <w:t>.</w:t>
       </w:r>
@@ -97,12 +91,15 @@
         <w:pStyle w:val="Paragraf"/>
         <w:spacing w:line="300" w:lineRule="auto"/>
         <w:ind w:firstLine="567"/>
-      </w:pPr>
-      <w:r>
-        <w:rPr>
-          <w:sz w:val="26"/>
-          <w:szCs w:val="26"/>
-          <w:lang/>
+        <w:rPr>
+          <w:sz w:val="26"/>
+          <w:szCs w:val="26"/>
+        </w:rPr>
+      </w:pPr>
+      <w:r>
+        <w:rPr>
+          <w:sz w:val="26"/>
+          <w:szCs w:val="26"/>
         </w:rPr>
         <w:t xml:space="preserve">Основные риски, связанные с реализацией и эксплуатацией программного продукта, включают продолжительное использование персонального компьютера, что может способствовать зрительному напряжению и развитию нарушений опорно-двигательного аппарата. Также возможны психоэмоциональные нагрузки при обработке большого объема информации. Для снижения указанных рисков применяются </w:t>
       </w:r>
@@ -146,8 +143,32 @@
       <w:pPr>
         <w:pStyle w:val="Paragraf"/>
         <w:spacing w:line="300" w:lineRule="auto"/>
+        <w:ind w:firstLine="0"/>
+        <w:rPr>
+          <w:sz w:val="26"/>
+          <w:szCs w:val="26"/>
+        </w:rPr>
+      </w:pPr>
+    </w:p>
+    <w:p>
+      <w:pPr>
+        <w:pStyle w:val="Paragraf"/>
+        <w:spacing w:line="300" w:lineRule="auto"/>
         <w:ind w:firstLine="567"/>
-      </w:pPr>
+        <w:rPr>
+          <w:b/>
+          <w:sz w:val="26"/>
+          <w:szCs w:val="26"/>
+        </w:rPr>
+      </w:pPr>
+      <w:r>
+        <w:rPr>
+          <w:b/>
+          <w:sz w:val="26"/>
+          <w:szCs w:val="26"/>
+        </w:rPr>
+        <w:t xml:space="preserve">5.1 Общие требования по охране труда и безопасности персонала </w:t>
+      </w:r>
     </w:p>
     <w:p>
       <w:pPr>
@@ -160,13 +181,366 @@
           <w:szCs w:val="26"/>
         </w:rPr>
       </w:pPr>
-      <w:r>
+    </w:p>
+    <w:p>
+      <w:pPr>
+        <w:pStyle w:val="Paragraf"/>
+        <w:spacing w:line="300" w:lineRule="auto"/>
+        <w:ind w:firstLine="567"/>
+        <w:rPr>
+          <w:sz w:val="26"/>
+          <w:szCs w:val="26"/>
+        </w:rPr>
+      </w:pPr>
+      <w:r>
+        <w:rPr>
+          <w:sz w:val="26"/>
+          <w:szCs w:val="26"/>
+        </w:rPr>
+        <w:t xml:space="preserve">Обеспечение безопасных условий труда сотрудников, задействованных в разработке, эксплуатации и технической поддержке программного средства автоматизации процессов учета и анализа успеваемости </w:t>
+      </w:r>
+      <w:proofErr w:type="spellStart"/>
+      <w:r>
+        <w:rPr>
+          <w:sz w:val="26"/>
+          <w:szCs w:val="26"/>
+        </w:rPr>
+        <w:t>студенто</w:t>
+      </w:r>
+      <w:proofErr w:type="spellEnd"/>
+      <w:r>
+        <w:rPr>
+          <w:sz w:val="26"/>
+          <w:szCs w:val="26"/>
+        </w:rPr>
+        <w:t>, основывается на положениях трудового законодательства, правилах охраны труда и нормативных документах в области безопасности жизнедеятельности [</w:t>
+      </w:r>
+      <w:r>
+        <w:rPr>
+          <w:sz w:val="26"/>
+          <w:szCs w:val="26"/>
+        </w:rPr>
+        <w:t>8</w:t>
+      </w:r>
+      <w:r>
+        <w:rPr>
+          <w:sz w:val="26"/>
+          <w:szCs w:val="26"/>
+        </w:rPr>
+        <w:t>].</w:t>
+      </w:r>
+    </w:p>
+    <w:p>
+      <w:pPr>
+        <w:pStyle w:val="Paragraf"/>
+        <w:spacing w:line="300" w:lineRule="auto"/>
+        <w:ind w:firstLine="567"/>
+        <w:rPr>
+          <w:sz w:val="26"/>
+          <w:szCs w:val="26"/>
+        </w:rPr>
+      </w:pPr>
+      <w:r>
+        <w:rPr>
+          <w:sz w:val="26"/>
+          <w:szCs w:val="26"/>
+        </w:rPr>
+        <w:t>Эксплуатация офисной техники допускается только после прохождения обязательного инструктажа по охране труда. Перед началом работы проводится проверка исправности оборудования, целостности кабелей и наличия заземления.</w:t>
+      </w:r>
+    </w:p>
+    <w:p>
+      <w:pPr>
+        <w:pStyle w:val="Paragraf"/>
+        <w:spacing w:line="300" w:lineRule="auto"/>
+        <w:ind w:firstLine="567"/>
+        <w:rPr>
+          <w:sz w:val="26"/>
+          <w:szCs w:val="26"/>
+        </w:rPr>
+      </w:pPr>
+      <w:r>
+        <w:rPr>
+          <w:sz w:val="26"/>
+          <w:szCs w:val="26"/>
+        </w:rPr>
+        <w:t>Организация рабочего места осуществляется в соответствии с Правилами по охране труда, утверждёнными Постановлением Министерства труда и социальной защиты Республики Беларусь № 53 от 01.07.2021, с соблюдением эргономических требований:</w:t>
+      </w:r>
+    </w:p>
+    <w:p>
+      <w:pPr>
+        <w:pStyle w:val="Paragraf"/>
+        <w:tabs>
+          <w:tab w:val="left" w:pos="426"/>
+        </w:tabs>
+        <w:spacing w:line="300" w:lineRule="auto"/>
+        <w:ind w:firstLine="0"/>
+        <w:rPr>
+          <w:sz w:val="26"/>
+          <w:szCs w:val="26"/>
+        </w:rPr>
+      </w:pPr>
+      <w:r>
+        <w:rPr>
+          <w:rStyle w:val="FontStyle16"/>
+          <w:iCs/>
+        </w:rPr>
+        <w:tab/>
+      </w:r>
+      <w:r>
+        <w:rPr>
+          <w:rStyle w:val="FontStyle16"/>
+          <w:iCs/>
+        </w:rPr>
+        <w:t xml:space="preserve">– </w:t>
+      </w:r>
+      <w:r>
+        <w:rPr>
+          <w:sz w:val="26"/>
+          <w:szCs w:val="26"/>
+        </w:rPr>
+        <w:t>монитор размещается на расстоянии 50–70 см от глаз, верхний край экрана — на уровне или чуть ниже линии взгляда;</w:t>
+      </w:r>
+    </w:p>
+    <w:p>
+      <w:pPr>
+        <w:pStyle w:val="Paragraf"/>
+        <w:tabs>
+          <w:tab w:val="left" w:pos="426"/>
+        </w:tabs>
+        <w:spacing w:line="300" w:lineRule="auto"/>
+        <w:ind w:firstLine="0"/>
+        <w:rPr>
+          <w:sz w:val="26"/>
+          <w:szCs w:val="26"/>
+        </w:rPr>
+      </w:pPr>
+      <w:r>
+        <w:rPr>
+          <w:rStyle w:val="FontStyle16"/>
+          <w:iCs/>
+        </w:rPr>
+        <w:tab/>
+      </w:r>
+      <w:r>
+        <w:rPr>
+          <w:rStyle w:val="FontStyle16"/>
+          <w:iCs/>
+        </w:rPr>
+        <w:t xml:space="preserve">– </w:t>
+      </w:r>
+      <w:r>
+        <w:rPr>
+          <w:sz w:val="26"/>
+          <w:szCs w:val="26"/>
+        </w:rPr>
+        <w:t>клавиатура — на расстоянии 10–30 см от края стола, а мышь — на одном уровне с ней;</w:t>
+      </w:r>
+    </w:p>
+    <w:p>
+      <w:pPr>
+        <w:pStyle w:val="Paragraf"/>
+        <w:tabs>
+          <w:tab w:val="left" w:pos="426"/>
+        </w:tabs>
+        <w:spacing w:line="300" w:lineRule="auto"/>
+        <w:ind w:firstLine="0"/>
+        <w:rPr>
+          <w:sz w:val="26"/>
+          <w:szCs w:val="26"/>
+        </w:rPr>
+      </w:pPr>
+      <w:r>
+        <w:rPr>
+          <w:rStyle w:val="FontStyle16"/>
+          <w:iCs/>
+        </w:rPr>
+        <w:tab/>
+      </w:r>
+      <w:r>
+        <w:rPr>
+          <w:rStyle w:val="FontStyle16"/>
+          <w:iCs/>
+        </w:rPr>
+        <w:t xml:space="preserve">– </w:t>
+      </w:r>
+      <w:r>
+        <w:rPr>
+          <w:sz w:val="26"/>
+          <w:szCs w:val="26"/>
+        </w:rPr>
+        <w:t>освещение</w:t>
+      </w:r>
+      <w:r>
+        <w:rPr>
+          <w:sz w:val="26"/>
+          <w:szCs w:val="26"/>
+        </w:rPr>
+        <w:t xml:space="preserve"> </w:t>
+      </w:r>
+      <w:r>
+        <w:rPr>
+          <w:sz w:val="26"/>
+          <w:szCs w:val="26"/>
+        </w:rPr>
+        <w:t>исключа</w:t>
+      </w:r>
+      <w:r>
+        <w:rPr>
+          <w:sz w:val="26"/>
+          <w:szCs w:val="26"/>
+        </w:rPr>
+        <w:t>ет</w:t>
+      </w:r>
+      <w:r>
+        <w:rPr>
+          <w:sz w:val="26"/>
+          <w:szCs w:val="26"/>
+        </w:rPr>
+        <w:t xml:space="preserve"> блики на экране, предпочтительно естественное освещение с левой стороны, при необходимости — использование жалюзи или штор;</w:t>
+      </w:r>
+    </w:p>
+    <w:p>
+      <w:pPr>
+        <w:pStyle w:val="Paragraf"/>
+        <w:tabs>
+          <w:tab w:val="left" w:pos="426"/>
+        </w:tabs>
+        <w:spacing w:line="300" w:lineRule="auto"/>
+        <w:ind w:firstLine="0"/>
+        <w:rPr>
+          <w:sz w:val="26"/>
+          <w:szCs w:val="26"/>
+        </w:rPr>
+      </w:pPr>
+      <w:r>
+        <w:rPr>
+          <w:rStyle w:val="FontStyle16"/>
+          <w:iCs/>
+        </w:rPr>
+        <w:lastRenderedPageBreak/>
+        <w:tab/>
+      </w:r>
+      <w:r>
+        <w:rPr>
+          <w:rStyle w:val="FontStyle16"/>
+          <w:iCs/>
+        </w:rPr>
+        <w:t xml:space="preserve">– </w:t>
+      </w:r>
+      <w:r>
+        <w:rPr>
+          <w:sz w:val="26"/>
+          <w:szCs w:val="26"/>
+        </w:rPr>
+        <w:t>кресло регулируется по высоте и углу наклона, мебель подбирается с учетом роста пользователя для снижения нагрузок на опорно-двигательный аппарат.</w:t>
+      </w:r>
+    </w:p>
+    <w:p>
+      <w:pPr>
+        <w:pStyle w:val="Paragraf"/>
+        <w:spacing w:line="300" w:lineRule="auto"/>
+        <w:ind w:firstLine="567"/>
+        <w:rPr>
+          <w:sz w:val="26"/>
+          <w:szCs w:val="26"/>
+        </w:rPr>
+      </w:pPr>
+      <w:r>
+        <w:rPr>
+          <w:sz w:val="26"/>
+          <w:szCs w:val="26"/>
+        </w:rPr>
+        <w:t>Во время работы необходимо соблюдать порядок на рабочем месте, обеспечивать вентиляцию оборудования и делать регулярные перерывы каждые 1–2 часа. Для профилактики утомления рекомендуются гимнастика для глаз и производственная разминка.</w:t>
+      </w:r>
+    </w:p>
+    <w:p>
+      <w:pPr>
+        <w:pStyle w:val="Paragraf"/>
+        <w:spacing w:line="300" w:lineRule="auto"/>
+        <w:ind w:firstLine="567"/>
+        <w:rPr>
+          <w:sz w:val="26"/>
+          <w:szCs w:val="26"/>
+        </w:rPr>
+      </w:pPr>
+      <w:r>
+        <w:rPr>
+          <w:sz w:val="26"/>
+          <w:szCs w:val="26"/>
+        </w:rPr>
+        <w:t>Категорически запрещается работать с мокрыми руками, прикасаться к токоведущим частям, загромождать проходы и производить самостоятельный ремонт техники. В случае перегрева, короткого замыкания, постороннего шума или запаха гари оборудование немедленно отключается, а информация передаётся ответственному лицу.</w:t>
+      </w:r>
+    </w:p>
+    <w:p>
+      <w:pPr>
+        <w:pStyle w:val="Paragraf"/>
+        <w:spacing w:line="300" w:lineRule="auto"/>
+        <w:ind w:firstLine="567"/>
+        <w:rPr>
+          <w:sz w:val="26"/>
+          <w:szCs w:val="26"/>
+        </w:rPr>
+      </w:pPr>
+      <w:r>
+        <w:rPr>
+          <w:sz w:val="26"/>
+          <w:szCs w:val="26"/>
+        </w:rPr>
+        <w:t>По окончании работы техника отключается от электросети, программное обеспечение корректно закрывается, а поверхности оборудования очищаются специальными средствами. Ремонт и техническое обслуживание осуществляются только квалифицированными специалистами.</w:t>
+      </w:r>
+    </w:p>
+    <w:p>
+      <w:pPr>
+        <w:pStyle w:val="Paragraf"/>
+        <w:spacing w:line="300" w:lineRule="auto"/>
+        <w:ind w:firstLine="567"/>
+        <w:rPr>
+          <w:sz w:val="26"/>
+          <w:szCs w:val="26"/>
+        </w:rPr>
+      </w:pPr>
+      <w:r>
+        <w:rPr>
+          <w:sz w:val="26"/>
+          <w:szCs w:val="26"/>
+        </w:rPr>
+        <w:t>Для работников, использующих ПЭВМ более 4 часов в день, предусматриваются периодические медицинские осмотры. Помещения оснащаются аптечками первой помощи, а персонал проходит обучение по действиям в нештатных и аварийных ситуациях.</w:t>
+      </w:r>
+    </w:p>
+    <w:p>
+      <w:pPr>
+        <w:rPr>
+          <w:sz w:val="26"/>
+          <w:szCs w:val="26"/>
+        </w:rPr>
+      </w:pPr>
+    </w:p>
+    <w:p>
+      <w:pPr>
+        <w:pStyle w:val="Paragraf"/>
+        <w:spacing w:line="300" w:lineRule="auto"/>
+        <w:ind w:firstLine="567"/>
         <w:rPr>
           <w:b/>
           <w:sz w:val="26"/>
           <w:szCs w:val="26"/>
         </w:rPr>
-        <w:t>5.1</w:t>
+      </w:pPr>
+      <w:r>
+        <w:rPr>
+          <w:b/>
+          <w:sz w:val="26"/>
+          <w:szCs w:val="26"/>
+        </w:rPr>
+        <w:t>5.</w:t>
+      </w:r>
+      <w:r>
+        <w:rPr>
+          <w:b/>
+          <w:sz w:val="26"/>
+          <w:szCs w:val="26"/>
+        </w:rPr>
+        <w:t>2</w:t>
       </w:r>
       <w:r>
         <w:rPr>
@@ -209,7 +583,6 @@
         <w:rPr>
           <w:sz w:val="26"/>
           <w:szCs w:val="26"/>
-          <w:lang/>
         </w:rPr>
         <w:t>В процессе эксплуатации программного обеспечения для автоматизации учета и анализа успеваемости студентов, а также при техническом обслуживании персональных компьютеров, пользователи системы подвергаются воздействию различных опасных и вредных производственных факторов.</w:t>
       </w:r>
@@ -345,7 +718,15 @@
           <w:sz w:val="26"/>
           <w:szCs w:val="26"/>
         </w:rPr>
-        <w:t xml:space="preserve"> терминалами и электронно-вычислительными машинами» и Гигиеническим нормативом «Предельно допустимые уровни нормируемых параметров при работе с </w:t>
+        <w:t xml:space="preserve"> терминалами и </w:t>
+      </w:r>
+      <w:r>
+        <w:rPr>
+          <w:sz w:val="26"/>
+          <w:szCs w:val="26"/>
+        </w:rPr>
+        <w:lastRenderedPageBreak/>
+        <w:t xml:space="preserve">электронно-вычислительными машинами» и Гигиеническим нормативом «Предельно допустимые уровни нормируемых параметров при работе с </w:t>
       </w:r>
       <w:proofErr w:type="spellStart"/>
       <w:r>
@@ -361,15 +742,7 @@
           <w:sz w:val="26"/>
           <w:szCs w:val="26"/>
         </w:rPr>
-        <w:t xml:space="preserve"> терминалами и электронно-вычислительными машинами» </w:t>
-      </w:r>
-      <w:r>
-        <w:rPr>
-          <w:sz w:val="26"/>
-          <w:szCs w:val="26"/>
-        </w:rPr>
-        <w:lastRenderedPageBreak/>
-        <w:t xml:space="preserve">(постановление Министерства здравоохранения от 28.06.2013 г. № 59), а также Гигиеническим нормативом «Показатели безопасности и безвредности факторов производственной среды и трудового процесса при работе с </w:t>
+        <w:t xml:space="preserve"> терминалами и электронно-вычислительными машинами» (постановление Министерства здравоохранения от 28.06.2013 г. № 59), а также Гигиеническим нормативом «Показатели безопасности и безвредности факторов производственной среды и трудового процесса при работе с </w:t>
       </w:r>
       <w:proofErr w:type="spellStart"/>
       <w:r>
@@ -418,21 +791,26 @@
           <w:sz w:val="26"/>
           <w:szCs w:val="26"/>
         </w:rPr>
-        <w:t>5.1.1 Запыленность</w:t>
-      </w:r>
-    </w:p>
-    <w:p>
-      <w:pPr>
-        <w:pStyle w:val="Paragraf"/>
-        <w:spacing w:line="300" w:lineRule="auto"/>
-        <w:ind w:firstLine="567"/>
+        <w:t>5.</w:t>
+      </w:r>
+      <w:r>
         <w:rPr>
           <w:b/>
           <w:bCs/>
           <w:sz w:val="26"/>
           <w:szCs w:val="26"/>
         </w:rPr>
-      </w:pPr>
+        <w:t>2</w:t>
+      </w:r>
+      <w:r>
+        <w:rPr>
+          <w:b/>
+          <w:bCs/>
+          <w:sz w:val="26"/>
+          <w:szCs w:val="26"/>
+        </w:rPr>
+        <w:t>.1 Запыленность</w:t>
+      </w:r>
     </w:p>
     <w:p>
       <w:pPr>
@@ -440,15 +818,27 @@
         <w:spacing w:line="300" w:lineRule="auto"/>
         <w:ind w:firstLine="567"/>
         <w:rPr>
-          <w:sz w:val="26"/>
-          <w:szCs w:val="26"/>
-        </w:rPr>
-      </w:pPr>
-      <w:r>
-        <w:rPr>
-          <w:sz w:val="26"/>
-          <w:szCs w:val="26"/>
-          <w:lang/>
+          <w:b/>
+          <w:bCs/>
+          <w:sz w:val="26"/>
+          <w:szCs w:val="26"/>
+        </w:rPr>
+      </w:pPr>
+    </w:p>
+    <w:p>
+      <w:pPr>
+        <w:pStyle w:val="Paragraf"/>
+        <w:spacing w:line="300" w:lineRule="auto"/>
+        <w:ind w:firstLine="567"/>
+        <w:rPr>
+          <w:sz w:val="26"/>
+          <w:szCs w:val="26"/>
+        </w:rPr>
+      </w:pPr>
+      <w:r>
+        <w:rPr>
+          <w:sz w:val="26"/>
+          <w:szCs w:val="26"/>
         </w:rPr>
         <w:t xml:space="preserve">При ведении работ по техническому обслуживанию и настройке персональных компьютеров, используемых для </w:t>
       </w:r>
@@ -456,7 +846,6 @@
         <w:rPr>
           <w:sz w:val="26"/>
           <w:szCs w:val="26"/>
-          <w:lang/>
         </w:rPr>
         <w:t>работы с программным обеспечением</w:t>
       </w:r>
@@ -464,7 +853,6 @@
         <w:rPr>
           <w:sz w:val="26"/>
           <w:szCs w:val="26"/>
-          <w:lang/>
         </w:rPr>
         <w:t xml:space="preserve">, а также при настройке серверной части системы, может возникать образование нетоксичной пыли, связанной с разборкой и чисткой серверных устройств и рабочих станций. </w:t>
       </w:r>
@@ -483,7 +871,6 @@
         <w:rPr>
           <w:sz w:val="26"/>
           <w:szCs w:val="26"/>
-          <w:lang/>
         </w:rPr>
         <w:t xml:space="preserve">Дополнительно, источниками запыленности могут служить загрязнённые вентиляционные фильтры, скопление пыли в труднодоступных участках корпусных элементов ПЭВМ и периферийного оборудования, а также износ пластиковых и резиновых деталей. </w:t>
       </w:r>
@@ -502,7 +889,6 @@
         <w:rPr>
           <w:sz w:val="26"/>
           <w:szCs w:val="26"/>
-          <w:lang/>
         </w:rPr>
         <w:t>Запыленность в помещении может привести к снижению комфорта для сотрудников, вызвать раздражение дыхательных путей и привести к усталости. Для минимизации этого риска принимаются следующие меры: регулярная влажная уборка рабочих зон, установка эффективных систем вентиляции с фильтрацией, а также использование средств индивидуальной защиты для сотрудников при выполнении работ, связанных с обслуживанием компьютерной техники.</w:t>
       </w:r>
@@ -517,7 +903,6 @@
         <w:rPr>
           <w:sz w:val="26"/>
           <w:szCs w:val="26"/>
-          <w:lang/>
         </w:rPr>
         <w:t>Эти меры способствуют тому, чтобы концентрация вредных веществ оставалась в пределах, не превышающих предельно допустимых значений, указанных в таблице 5.</w:t>
       </w:r>
@@ -532,7 +917,6 @@
         <w:rPr>
           <w:sz w:val="26"/>
           <w:szCs w:val="26"/>
-          <w:lang/>
         </w:rPr>
         <w:t>.</w:t>
       </w:r>
@@ -590,7 +974,7 @@
       </w:tblGrid>
       <w:tr>
         <w:trPr>
-          <w:trHeight w:val="733"/>
+          <w:trHeight w:val="275"/>
         </w:trPr>
         <w:tc>
           <w:tcPr>
@@ -672,7 +1056,7 @@
       </w:tr>
       <w:tr>
         <w:trPr>
-          <w:trHeight w:val="767"/>
+          <w:trHeight w:val="168"/>
         </w:trPr>
         <w:tc>
           <w:tcPr>
@@ -692,7 +1076,6 @@
               <w:rPr>
                 <w:sz w:val="26"/>
                 <w:szCs w:val="26"/>
-                <w:lang/>
               </w:rPr>
               <w:t>Пыль</w:t>
             </w:r>
@@ -707,7 +1090,6 @@
               <w:rPr>
                 <w:sz w:val="26"/>
                 <w:szCs w:val="26"/>
-                <w:lang/>
               </w:rPr>
               <w:t>бытовая</w:t>
             </w:r>
@@ -722,7 +1104,6 @@
               <w:rPr>
                 <w:sz w:val="26"/>
                 <w:szCs w:val="26"/>
-                <w:lang/>
               </w:rPr>
               <w:t>(нетоксичная)</w:t>
             </w:r>
@@ -777,7 +1158,7 @@
       </w:tr>
       <w:tr>
         <w:trPr>
-          <w:trHeight w:val="767"/>
+          <w:trHeight w:val="96"/>
         </w:trPr>
         <w:tc>
           <w:tcPr>
@@ -864,9 +1245,6 @@
         <w:ind w:firstLine="567"/>
       </w:pPr>
       <w:r>
-        <w:rPr>
-          <w:lang/>
-        </w:rPr>
         <w:lastRenderedPageBreak/>
         <w:t>При превышении допустимых уровней запыленности, особенно в зонах с постоянным пребыванием персонала, осуществляется внеочередной производственный контроль качества воздуха, а также принимаются меры по улучшению условий: усиливается вентиляция, заменяются фильтры, корректируется направление потоков воздуха в помещении.</w:t>
       </w:r>
@@ -897,21 +1275,26 @@
           <w:sz w:val="26"/>
           <w:szCs w:val="26"/>
         </w:rPr>
-        <w:t>5.1.2 Загазованность</w:t>
-      </w:r>
-    </w:p>
-    <w:p>
-      <w:pPr>
-        <w:pStyle w:val="Paragraf"/>
-        <w:spacing w:line="300" w:lineRule="auto"/>
-        <w:ind w:firstLine="567"/>
+        <w:t>5.</w:t>
+      </w:r>
+      <w:r>
         <w:rPr>
           <w:b/>
           <w:bCs/>
           <w:sz w:val="26"/>
           <w:szCs w:val="26"/>
         </w:rPr>
-      </w:pPr>
+        <w:t>2</w:t>
+      </w:r>
+      <w:r>
+        <w:rPr>
+          <w:b/>
+          <w:bCs/>
+          <w:sz w:val="26"/>
+          <w:szCs w:val="26"/>
+        </w:rPr>
+        <w:t>.2 Загазованность</w:t>
+      </w:r>
     </w:p>
     <w:p>
       <w:pPr>
@@ -919,15 +1302,27 @@
         <w:spacing w:line="300" w:lineRule="auto"/>
         <w:ind w:firstLine="567"/>
         <w:rPr>
-          <w:sz w:val="26"/>
-          <w:szCs w:val="26"/>
-        </w:rPr>
-      </w:pPr>
-      <w:r>
-        <w:rPr>
-          <w:sz w:val="26"/>
-          <w:szCs w:val="26"/>
-          <w:lang/>
+          <w:b/>
+          <w:bCs/>
+          <w:sz w:val="26"/>
+          <w:szCs w:val="26"/>
+        </w:rPr>
+      </w:pPr>
+    </w:p>
+    <w:p>
+      <w:pPr>
+        <w:pStyle w:val="Paragraf"/>
+        <w:spacing w:line="300" w:lineRule="auto"/>
+        <w:ind w:firstLine="567"/>
+        <w:rPr>
+          <w:sz w:val="26"/>
+          <w:szCs w:val="26"/>
+        </w:rPr>
+      </w:pPr>
+      <w:r>
+        <w:rPr>
+          <w:sz w:val="26"/>
+          <w:szCs w:val="26"/>
         </w:rPr>
         <w:t>В процессе эксплуатации программного обеспечения и технического обслуживания персональных компьютеров уровень загазованности в рабочих помещениях крайне низкий, так как работа не сопровождается выделением токсичных или вредных газов. Однако при длительном использовании оргтехники, такой как принтеры и сканеры, возможно незначительное выделение летучих органических соединений. Для поддержания хорошего качества воздуха в рабочих зонах применяются системы приточно-вытяжной вентиляции, регулярное проветривание помещений и контроль за состоянием воздуха в соответствии с установленными санитарными нормами. Эти меры способствуют тому, чтобы концентрация вредных веществ оставалась в пределах, не превышающих предельно допустимых значений, указанных в таблице 5.2.</w:t>
       </w:r>
@@ -985,7 +1380,7 @@
       </w:tblGrid>
       <w:tr>
         <w:trPr>
-          <w:trHeight w:val="662"/>
+          <w:trHeight w:val="96"/>
         </w:trPr>
         <w:tc>
           <w:tcPr>
@@ -1067,7 +1462,7 @@
       </w:tr>
       <w:tr>
         <w:trPr>
-          <w:trHeight w:val="688"/>
+          <w:trHeight w:val="96"/>
         </w:trPr>
         <w:tc>
           <w:tcPr>
@@ -1141,7 +1536,7 @@
       </w:tr>
       <w:tr>
         <w:trPr>
-          <w:trHeight w:val="662"/>
+          <w:trHeight w:val="96"/>
         </w:trPr>
         <w:tc>
           <w:tcPr>
@@ -1215,7 +1610,7 @@
       </w:tr>
       <w:tr>
         <w:trPr>
-          <w:trHeight w:val="688"/>
+          <w:trHeight w:val="184"/>
         </w:trPr>
         <w:tc>
           <w:tcPr>
@@ -1302,9 +1697,6 @@
         <w:ind w:firstLine="567"/>
       </w:pPr>
       <w:r>
-        <w:rPr>
-          <w:lang/>
-        </w:rPr>
         <w:t>Для обеспечения безопасности персонала рекомендуется размещение печатающих устройств в отдельной зоне или специально отведённом помещении с локальной вытяжной вентиляцией.</w:t>
       </w:r>
     </w:p>
@@ -1312,8 +1704,43 @@
       <w:pPr>
         <w:pStyle w:val="Paragraf"/>
         <w:spacing w:line="300" w:lineRule="auto"/>
+        <w:ind w:firstLine="0"/>
+      </w:pPr>
+    </w:p>
+    <w:p>
+      <w:pPr>
+        <w:pStyle w:val="Paragraf"/>
+        <w:spacing w:line="300" w:lineRule="auto"/>
         <w:ind w:firstLine="567"/>
-      </w:pPr>
+        <w:rPr>
+          <w:sz w:val="26"/>
+          <w:szCs w:val="26"/>
+        </w:rPr>
+      </w:pPr>
+      <w:r>
+        <w:rPr>
+          <w:b/>
+          <w:sz w:val="26"/>
+          <w:szCs w:val="26"/>
+        </w:rPr>
+        <w:t>5.</w:t>
+      </w:r>
+      <w:r>
+        <w:rPr>
+          <w:b/>
+          <w:sz w:val="26"/>
+          <w:szCs w:val="26"/>
+        </w:rPr>
+        <w:t>3</w:t>
+      </w:r>
+      <w:r>
+        <w:rPr>
+          <w:b/>
+          <w:sz w:val="26"/>
+          <w:szCs w:val="26"/>
+        </w:rPr>
+        <w:t xml:space="preserve"> Метеорологические условия</w:t>
+      </w:r>
     </w:p>
     <w:p>
       <w:pPr>
@@ -1327,56 +1754,67 @@
         <w:pStyle w:val="Paragraf"/>
         <w:spacing w:line="300" w:lineRule="auto"/>
         <w:ind w:firstLine="567"/>
-      </w:pPr>
-    </w:p>
-    <w:p>
-      <w:pPr>
-        <w:pStyle w:val="Paragraf"/>
-        <w:spacing w:line="300" w:lineRule="auto"/>
-        <w:ind w:firstLine="567"/>
-        <w:rPr>
-          <w:sz w:val="26"/>
-          <w:szCs w:val="26"/>
-          <w:lang/>
-        </w:rPr>
-      </w:pPr>
-      <w:r>
-        <w:rPr>
-          <w:b/>
+        <w:rPr>
+          <w:sz w:val="26"/>
+          <w:szCs w:val="26"/>
+        </w:rPr>
+      </w:pPr>
+      <w:r>
+        <w:rPr>
+          <w:sz w:val="26"/>
+          <w:szCs w:val="26"/>
+        </w:rPr>
+        <w:t>Для обеспечения комфортных условий работы в помещениях, где используются персональные компьютеры, важно соблюдать требования к микроклимату. Помещения, предназначенные для работы с программным обеспечением</w:t>
+      </w:r>
+      <w:r>
+        <w:rPr>
+          <w:sz w:val="26"/>
+          <w:szCs w:val="26"/>
+        </w:rPr>
+        <w:t xml:space="preserve"> </w:t>
+      </w:r>
+      <w:r>
+        <w:rPr>
+          <w:sz w:val="26"/>
+          <w:szCs w:val="26"/>
+        </w:rPr>
+        <w:t>соответств</w:t>
+      </w:r>
+      <w:r>
+        <w:rPr>
+          <w:sz w:val="26"/>
+          <w:szCs w:val="26"/>
+        </w:rPr>
+        <w:t xml:space="preserve">уют </w:t>
+      </w:r>
+      <w:r>
+        <w:rPr>
+          <w:sz w:val="26"/>
+          <w:szCs w:val="26"/>
+        </w:rPr>
+        <w:t xml:space="preserve">установленным нормам по температуре, влажности и </w:t>
+      </w:r>
+      <w:r>
+        <w:rPr>
           <w:sz w:val="26"/>
           <w:szCs w:val="26"/>
         </w:rPr>
         <w:lastRenderedPageBreak/>
-        <w:t>5.2 Метеорологические условия</w:t>
-      </w:r>
-    </w:p>
-    <w:p>
-      <w:pPr>
-        <w:pStyle w:val="Paragraf"/>
-        <w:spacing w:line="300" w:lineRule="auto"/>
-        <w:ind w:firstLine="567"/>
-        <w:rPr>
-          <w:lang/>
-        </w:rPr>
-      </w:pPr>
-    </w:p>
-    <w:p>
-      <w:pPr>
-        <w:pStyle w:val="Paragraf"/>
-        <w:spacing w:line="300" w:lineRule="auto"/>
-        <w:ind w:firstLine="567"/>
-        <w:rPr>
-          <w:sz w:val="26"/>
-          <w:szCs w:val="26"/>
-        </w:rPr>
-      </w:pPr>
-      <w:r>
-        <w:rPr>
-          <w:sz w:val="26"/>
-          <w:szCs w:val="26"/>
-          <w:lang/>
-        </w:rPr>
-        <w:t>Для обеспечения комфортных условий работы в помещениях, где используются персональные компьютеры, важно соблюдать требования к микроклимату. Помещения, предназначенные для работы с программным обеспечением, должны соответствовать установленным нормам по температуре, влажности и скорости движения воздуха, в зависимости от типа работы и сезона. Эти параметры должны поддерживаться на оптимальном уровне для эффективной работы сотрудников. Оптимальные параметры микроклимата для рабочих мест приведены в таблице 5.3.</w:t>
+        <w:t>скорости движения воздуха, в зависимости от типа работы и сезона. Эти параметры поддержива</w:t>
+      </w:r>
+      <w:r>
+        <w:rPr>
+          <w:sz w:val="26"/>
+          <w:szCs w:val="26"/>
+        </w:rPr>
+        <w:t>ют</w:t>
+      </w:r>
+      <w:r>
+        <w:rPr>
+          <w:sz w:val="26"/>
+          <w:szCs w:val="26"/>
+        </w:rPr>
+        <w:t>ся на оптимальном уровне для эффективной работы сотрудников. Оптимальные параметры микроклимата для рабочих мест приведены в таблице 5.3.</w:t>
       </w:r>
     </w:p>
     <w:p>
@@ -1470,8 +1908,16 @@
     </w:p>
     <w:tbl>
       <w:tblPr>
-        <w:tblW w:w="0" w:type="auto"/>
+        <w:tblW w:w="9621" w:type="dxa"/>
         <w:jc w:val="center"/>
+        <w:tblBorders>
+          <w:top w:val="single" w:sz="4" w:space="0" w:color="auto"/>
+          <w:left w:val="single" w:sz="4" w:space="0" w:color="auto"/>
+          <w:bottom w:val="single" w:sz="4" w:space="0" w:color="auto"/>
+          <w:right w:val="single" w:sz="4" w:space="0" w:color="auto"/>
+          <w:insideH w:val="single" w:sz="4" w:space="0" w:color="auto"/>
+          <w:insideV w:val="single" w:sz="4" w:space="0" w:color="auto"/>
+        </w:tblBorders>
         <w:tblLayout w:type="fixed"/>
         <w:tblCellMar>
           <w:left w:w="40" w:type="dxa"/>
@@ -1489,18 +1935,12 @@
       <w:tr>
         <w:trPr>
           <w:cantSplit/>
-          <w:trHeight w:val="20"/>
+          <w:trHeight w:val="791"/>
           <w:jc w:val="center"/>
         </w:trPr>
         <w:tc>
           <w:tcPr>
             <w:tcW w:w="1645" w:type="dxa"/>
-            <w:tcBorders>
-              <w:top w:val="single" w:sz="6" w:space="0" w:color="auto"/>
-              <w:left w:val="single" w:sz="6" w:space="0" w:color="auto"/>
-              <w:bottom w:val="nil"/>
-              <w:right w:val="single" w:sz="6" w:space="0" w:color="auto"/>
-            </w:tcBorders>
             <w:vAlign w:val="center"/>
           </w:tcPr>
           <w:p>
@@ -1529,12 +1969,6 @@
         <w:tc>
           <w:tcPr>
             <w:tcW w:w="1686" w:type="dxa"/>
-            <w:tcBorders>
-              <w:top w:val="single" w:sz="6" w:space="0" w:color="auto"/>
-              <w:left w:val="single" w:sz="6" w:space="0" w:color="auto"/>
-              <w:bottom w:val="nil"/>
-              <w:right w:val="single" w:sz="6" w:space="0" w:color="auto"/>
-            </w:tcBorders>
             <w:vAlign w:val="center"/>
           </w:tcPr>
           <w:p>
@@ -1563,12 +1997,6 @@
         <w:tc>
           <w:tcPr>
             <w:tcW w:w="2220" w:type="dxa"/>
-            <w:tcBorders>
-              <w:top w:val="single" w:sz="6" w:space="0" w:color="auto"/>
-              <w:left w:val="single" w:sz="6" w:space="0" w:color="auto"/>
-              <w:bottom w:val="nil"/>
-              <w:right w:val="single" w:sz="6" w:space="0" w:color="auto"/>
-            </w:tcBorders>
             <w:vAlign w:val="center"/>
           </w:tcPr>
           <w:p>
@@ -1615,12 +2043,6 @@
         <w:tc>
           <w:tcPr>
             <w:tcW w:w="2220" w:type="dxa"/>
-            <w:tcBorders>
-              <w:top w:val="single" w:sz="6" w:space="0" w:color="auto"/>
-              <w:left w:val="single" w:sz="6" w:space="0" w:color="auto"/>
-              <w:bottom w:val="nil"/>
-              <w:right w:val="single" w:sz="6" w:space="0" w:color="auto"/>
-            </w:tcBorders>
             <w:vAlign w:val="center"/>
           </w:tcPr>
           <w:p>
@@ -1649,12 +2071,6 @@
         <w:tc>
           <w:tcPr>
             <w:tcW w:w="1850" w:type="dxa"/>
-            <w:tcBorders>
-              <w:top w:val="single" w:sz="6" w:space="0" w:color="auto"/>
-              <w:left w:val="single" w:sz="6" w:space="0" w:color="auto"/>
-              <w:bottom w:val="single" w:sz="6" w:space="0" w:color="auto"/>
-              <w:right w:val="single" w:sz="6" w:space="0" w:color="auto"/>
-            </w:tcBorders>
             <w:vAlign w:val="center"/>
           </w:tcPr>
           <w:p>
@@ -1684,19 +2100,12 @@
       <w:tr>
         <w:trPr>
           <w:cantSplit/>
-          <w:trHeight w:val="20"/>
+          <w:trHeight w:val="96"/>
           <w:jc w:val="center"/>
         </w:trPr>
         <w:tc>
           <w:tcPr>
             <w:tcW w:w="1645" w:type="dxa"/>
-            <w:vMerge w:val="restart"/>
-            <w:tcBorders>
-              <w:top w:val="single" w:sz="6" w:space="0" w:color="auto"/>
-              <w:left w:val="single" w:sz="6" w:space="0" w:color="auto"/>
-              <w:bottom w:val="single" w:sz="6" w:space="0" w:color="auto"/>
-              <w:right w:val="single" w:sz="6" w:space="0" w:color="auto"/>
-            </w:tcBorders>
             <w:vAlign w:val="center"/>
           </w:tcPr>
           <w:p>
@@ -1725,12 +2134,6 @@
         <w:tc>
           <w:tcPr>
             <w:tcW w:w="1686" w:type="dxa"/>
-            <w:tcBorders>
-              <w:top w:val="single" w:sz="6" w:space="0" w:color="auto"/>
-              <w:left w:val="single" w:sz="6" w:space="0" w:color="auto"/>
-              <w:bottom w:val="single" w:sz="6" w:space="0" w:color="auto"/>
-              <w:right w:val="single" w:sz="6" w:space="0" w:color="auto"/>
-            </w:tcBorders>
             <w:vAlign w:val="center"/>
           </w:tcPr>
           <w:p>
@@ -1759,12 +2162,6 @@
         <w:tc>
           <w:tcPr>
             <w:tcW w:w="2220" w:type="dxa"/>
-            <w:tcBorders>
-              <w:top w:val="single" w:sz="6" w:space="0" w:color="auto"/>
-              <w:left w:val="single" w:sz="6" w:space="0" w:color="auto"/>
-              <w:bottom w:val="single" w:sz="6" w:space="0" w:color="auto"/>
-              <w:right w:val="single" w:sz="6" w:space="0" w:color="auto"/>
-            </w:tcBorders>
             <w:vAlign w:val="center"/>
           </w:tcPr>
           <w:p>
@@ -1793,12 +2190,6 @@
         <w:tc>
           <w:tcPr>
             <w:tcW w:w="2220" w:type="dxa"/>
-            <w:tcBorders>
-              <w:top w:val="single" w:sz="6" w:space="0" w:color="auto"/>
-              <w:left w:val="single" w:sz="6" w:space="0" w:color="auto"/>
-              <w:bottom w:val="single" w:sz="6" w:space="0" w:color="auto"/>
-              <w:right w:val="single" w:sz="6" w:space="0" w:color="auto"/>
-            </w:tcBorders>
             <w:vAlign w:val="center"/>
           </w:tcPr>
           <w:p>
@@ -1827,12 +2218,6 @@
         <w:tc>
           <w:tcPr>
             <w:tcW w:w="1850" w:type="dxa"/>
-            <w:tcBorders>
-              <w:top w:val="single" w:sz="6" w:space="0" w:color="auto"/>
-              <w:left w:val="single" w:sz="6" w:space="0" w:color="auto"/>
-              <w:bottom w:val="single" w:sz="6" w:space="0" w:color="auto"/>
-              <w:right w:val="single" w:sz="6" w:space="0" w:color="auto"/>
-            </w:tcBorders>
             <w:vAlign w:val="center"/>
           </w:tcPr>
           <w:p>
@@ -1862,40 +2247,12 @@
       <w:tr>
         <w:trPr>
           <w:cantSplit/>
-          <w:trHeight w:val="20"/>
+          <w:trHeight w:val="96"/>
           <w:jc w:val="center"/>
         </w:trPr>
         <w:tc>
           <w:tcPr>
             <w:tcW w:w="1645" w:type="dxa"/>
-            <w:vMerge/>
-            <w:tcBorders>
-              <w:top w:val="single" w:sz="6" w:space="0" w:color="auto"/>
-              <w:left w:val="single" w:sz="6" w:space="0" w:color="auto"/>
-              <w:bottom w:val="single" w:sz="6" w:space="0" w:color="auto"/>
-              <w:right w:val="single" w:sz="6" w:space="0" w:color="auto"/>
-            </w:tcBorders>
-            <w:vAlign w:val="center"/>
-          </w:tcPr>
-          <w:p>
-            <w:pPr>
-              <w:rPr>
-                <w:rFonts w:ascii="Times New Roman" w:hAnsi="Times New Roman" w:cs="Times New Roman"/>
-                <w:sz w:val="26"/>
-                <w:szCs w:val="26"/>
-              </w:rPr>
-            </w:pPr>
-          </w:p>
-        </w:tc>
-        <w:tc>
-          <w:tcPr>
-            <w:tcW w:w="1686" w:type="dxa"/>
-            <w:tcBorders>
-              <w:top w:val="single" w:sz="6" w:space="0" w:color="auto"/>
-              <w:left w:val="single" w:sz="6" w:space="0" w:color="auto"/>
-              <w:bottom w:val="single" w:sz="6" w:space="0" w:color="auto"/>
-              <w:right w:val="single" w:sz="6" w:space="0" w:color="auto"/>
-            </w:tcBorders>
             <w:vAlign w:val="center"/>
           </w:tcPr>
           <w:p>
@@ -1917,19 +2274,13 @@
                 <w:sz w:val="26"/>
                 <w:szCs w:val="26"/>
               </w:rPr>
-              <w:t>1б</w:t>
+              <w:t>Теплый</w:t>
             </w:r>
           </w:p>
         </w:tc>
         <w:tc>
           <w:tcPr>
-            <w:tcW w:w="2220" w:type="dxa"/>
-            <w:tcBorders>
-              <w:top w:val="single" w:sz="6" w:space="0" w:color="auto"/>
-              <w:left w:val="single" w:sz="6" w:space="0" w:color="auto"/>
-              <w:bottom w:val="single" w:sz="6" w:space="0" w:color="auto"/>
-              <w:right w:val="single" w:sz="6" w:space="0" w:color="auto"/>
-            </w:tcBorders>
+            <w:tcW w:w="1686" w:type="dxa"/>
             <w:vAlign w:val="center"/>
           </w:tcPr>
           <w:p>
@@ -1950,20 +2301,15 @@
                 <w:rFonts w:ascii="Times New Roman" w:hAnsi="Times New Roman" w:cs="Times New Roman"/>
                 <w:sz w:val="26"/>
                 <w:szCs w:val="26"/>
-              </w:rPr>
-              <w:t>21-23</w:t>
+                <w:lang w:val="en-US"/>
+              </w:rPr>
+              <w:t>la</w:t>
             </w:r>
           </w:p>
         </w:tc>
         <w:tc>
           <w:tcPr>
             <w:tcW w:w="2220" w:type="dxa"/>
-            <w:tcBorders>
-              <w:top w:val="single" w:sz="6" w:space="0" w:color="auto"/>
-              <w:left w:val="single" w:sz="6" w:space="0" w:color="auto"/>
-              <w:bottom w:val="single" w:sz="6" w:space="0" w:color="auto"/>
-              <w:right w:val="single" w:sz="6" w:space="0" w:color="auto"/>
-            </w:tcBorders>
             <w:vAlign w:val="center"/>
           </w:tcPr>
           <w:p>
@@ -1985,19 +2331,13 @@
                 <w:sz w:val="26"/>
                 <w:szCs w:val="26"/>
               </w:rPr>
-              <w:t>40-60</w:t>
+              <w:t>23-25</w:t>
             </w:r>
           </w:p>
         </w:tc>
         <w:tc>
           <w:tcPr>
-            <w:tcW w:w="1850" w:type="dxa"/>
-            <w:tcBorders>
-              <w:top w:val="single" w:sz="6" w:space="0" w:color="auto"/>
-              <w:left w:val="single" w:sz="6" w:space="0" w:color="auto"/>
-              <w:bottom w:val="single" w:sz="6" w:space="0" w:color="auto"/>
-              <w:right w:val="single" w:sz="6" w:space="0" w:color="auto"/>
-            </w:tcBorders>
+            <w:tcW w:w="2220" w:type="dxa"/>
             <w:vAlign w:val="center"/>
           </w:tcPr>
           <w:p>
@@ -2019,27 +2359,13 @@
                 <w:sz w:val="26"/>
                 <w:szCs w:val="26"/>
               </w:rPr>
-              <w:t>0,1</w:t>
+              <w:t>40-60</w:t>
             </w:r>
           </w:p>
         </w:tc>
-      </w:tr>
-      <w:tr>
-        <w:trPr>
-          <w:cantSplit/>
-          <w:trHeight w:val="20"/>
-          <w:jc w:val="center"/>
-        </w:trPr>
         <w:tc>
           <w:tcPr>
-            <w:tcW w:w="1645" w:type="dxa"/>
-            <w:vMerge w:val="restart"/>
-            <w:tcBorders>
-              <w:top w:val="single" w:sz="6" w:space="0" w:color="auto"/>
-              <w:left w:val="single" w:sz="6" w:space="0" w:color="auto"/>
-              <w:bottom w:val="single" w:sz="6" w:space="0" w:color="auto"/>
-              <w:right w:val="single" w:sz="6" w:space="0" w:color="auto"/>
-            </w:tcBorders>
+            <w:tcW w:w="1850" w:type="dxa"/>
             <w:vAlign w:val="center"/>
           </w:tcPr>
           <w:p>
@@ -2061,309 +2387,7 @@
                 <w:sz w:val="26"/>
                 <w:szCs w:val="26"/>
               </w:rPr>
-              <w:t>Теплый</w:t>
-            </w:r>
-          </w:p>
-        </w:tc>
-        <w:tc>
-          <w:tcPr>
-            <w:tcW w:w="1686" w:type="dxa"/>
-            <w:tcBorders>
-              <w:top w:val="single" w:sz="6" w:space="0" w:color="auto"/>
-              <w:left w:val="single" w:sz="6" w:space="0" w:color="auto"/>
-              <w:bottom w:val="single" w:sz="6" w:space="0" w:color="auto"/>
-              <w:right w:val="single" w:sz="6" w:space="0" w:color="auto"/>
-            </w:tcBorders>
-            <w:vAlign w:val="center"/>
-          </w:tcPr>
-          <w:p>
-            <w:pPr>
-              <w:tabs>
-                <w:tab w:val="left" w:pos="1212"/>
-              </w:tabs>
-              <w:spacing w:before="20"/>
-              <w:jc w:val="center"/>
-              <w:rPr>
-                <w:rFonts w:ascii="Times New Roman" w:hAnsi="Times New Roman" w:cs="Times New Roman"/>
-                <w:sz w:val="26"/>
-                <w:szCs w:val="26"/>
-              </w:rPr>
-            </w:pPr>
-            <w:r>
-              <w:rPr>
-                <w:rFonts w:ascii="Times New Roman" w:hAnsi="Times New Roman" w:cs="Times New Roman"/>
-                <w:sz w:val="26"/>
-                <w:szCs w:val="26"/>
-                <w:lang w:val="en-US"/>
-              </w:rPr>
-              <w:t>la</w:t>
-            </w:r>
-          </w:p>
-        </w:tc>
-        <w:tc>
-          <w:tcPr>
-            <w:tcW w:w="2220" w:type="dxa"/>
-            <w:tcBorders>
-              <w:top w:val="single" w:sz="6" w:space="0" w:color="auto"/>
-              <w:left w:val="single" w:sz="6" w:space="0" w:color="auto"/>
-              <w:bottom w:val="single" w:sz="6" w:space="0" w:color="auto"/>
-              <w:right w:val="single" w:sz="6" w:space="0" w:color="auto"/>
-            </w:tcBorders>
-            <w:vAlign w:val="center"/>
-          </w:tcPr>
-          <w:p>
-            <w:pPr>
-              <w:tabs>
-                <w:tab w:val="left" w:pos="1212"/>
-              </w:tabs>
-              <w:spacing w:before="20"/>
-              <w:jc w:val="center"/>
-              <w:rPr>
-                <w:rFonts w:ascii="Times New Roman" w:hAnsi="Times New Roman" w:cs="Times New Roman"/>
-                <w:sz w:val="26"/>
-                <w:szCs w:val="26"/>
-              </w:rPr>
-            </w:pPr>
-            <w:r>
-              <w:rPr>
-                <w:rFonts w:ascii="Times New Roman" w:hAnsi="Times New Roman" w:cs="Times New Roman"/>
-                <w:sz w:val="26"/>
-                <w:szCs w:val="26"/>
-              </w:rPr>
-              <w:t>23-25</w:t>
-            </w:r>
-          </w:p>
-        </w:tc>
-        <w:tc>
-          <w:tcPr>
-            <w:tcW w:w="2220" w:type="dxa"/>
-            <w:tcBorders>
-              <w:top w:val="single" w:sz="6" w:space="0" w:color="auto"/>
-              <w:left w:val="single" w:sz="6" w:space="0" w:color="auto"/>
-              <w:bottom w:val="single" w:sz="6" w:space="0" w:color="auto"/>
-              <w:right w:val="single" w:sz="6" w:space="0" w:color="auto"/>
-            </w:tcBorders>
-            <w:vAlign w:val="center"/>
-          </w:tcPr>
-          <w:p>
-            <w:pPr>
-              <w:tabs>
-                <w:tab w:val="left" w:pos="1212"/>
-              </w:tabs>
-              <w:spacing w:before="20"/>
-              <w:jc w:val="center"/>
-              <w:rPr>
-                <w:rFonts w:ascii="Times New Roman" w:hAnsi="Times New Roman" w:cs="Times New Roman"/>
-                <w:sz w:val="26"/>
-                <w:szCs w:val="26"/>
-              </w:rPr>
-            </w:pPr>
-            <w:r>
-              <w:rPr>
-                <w:rFonts w:ascii="Times New Roman" w:hAnsi="Times New Roman" w:cs="Times New Roman"/>
-                <w:sz w:val="26"/>
-                <w:szCs w:val="26"/>
-              </w:rPr>
-              <w:t>40-60</w:t>
-            </w:r>
-          </w:p>
-        </w:tc>
-        <w:tc>
-          <w:tcPr>
-            <w:tcW w:w="1850" w:type="dxa"/>
-            <w:tcBorders>
-              <w:top w:val="single" w:sz="6" w:space="0" w:color="auto"/>
-              <w:left w:val="single" w:sz="6" w:space="0" w:color="auto"/>
-              <w:bottom w:val="single" w:sz="6" w:space="0" w:color="auto"/>
-              <w:right w:val="single" w:sz="6" w:space="0" w:color="auto"/>
-            </w:tcBorders>
-            <w:vAlign w:val="center"/>
-          </w:tcPr>
-          <w:p>
-            <w:pPr>
-              <w:tabs>
-                <w:tab w:val="left" w:pos="1212"/>
-              </w:tabs>
-              <w:spacing w:before="20"/>
-              <w:jc w:val="center"/>
-              <w:rPr>
-                <w:rFonts w:ascii="Times New Roman" w:hAnsi="Times New Roman" w:cs="Times New Roman"/>
-                <w:sz w:val="26"/>
-                <w:szCs w:val="26"/>
-              </w:rPr>
-            </w:pPr>
-            <w:r>
-              <w:rPr>
-                <w:rFonts w:ascii="Times New Roman" w:hAnsi="Times New Roman" w:cs="Times New Roman"/>
-                <w:sz w:val="26"/>
-                <w:szCs w:val="26"/>
-              </w:rPr>
               <w:t>0,1</w:t>
-            </w:r>
-          </w:p>
-        </w:tc>
-      </w:tr>
-      <w:tr>
-        <w:trPr>
-          <w:cantSplit/>
-          <w:trHeight w:val="20"/>
-          <w:jc w:val="center"/>
-        </w:trPr>
-        <w:tc>
-          <w:tcPr>
-            <w:tcW w:w="1645" w:type="dxa"/>
-            <w:vMerge/>
-            <w:tcBorders>
-              <w:top w:val="single" w:sz="6" w:space="0" w:color="auto"/>
-              <w:left w:val="single" w:sz="6" w:space="0" w:color="auto"/>
-              <w:bottom w:val="single" w:sz="6" w:space="0" w:color="auto"/>
-              <w:right w:val="single" w:sz="6" w:space="0" w:color="auto"/>
-            </w:tcBorders>
-            <w:vAlign w:val="center"/>
-          </w:tcPr>
-          <w:p>
-            <w:pPr>
-              <w:rPr>
-                <w:rFonts w:ascii="Times New Roman" w:hAnsi="Times New Roman" w:cs="Times New Roman"/>
-                <w:sz w:val="26"/>
-                <w:szCs w:val="26"/>
-              </w:rPr>
-            </w:pPr>
-          </w:p>
-        </w:tc>
-        <w:tc>
-          <w:tcPr>
-            <w:tcW w:w="1686" w:type="dxa"/>
-            <w:tcBorders>
-              <w:top w:val="single" w:sz="6" w:space="0" w:color="auto"/>
-              <w:left w:val="single" w:sz="6" w:space="0" w:color="auto"/>
-              <w:bottom w:val="single" w:sz="6" w:space="0" w:color="auto"/>
-              <w:right w:val="single" w:sz="6" w:space="0" w:color="auto"/>
-            </w:tcBorders>
-            <w:vAlign w:val="center"/>
-          </w:tcPr>
-          <w:p>
-            <w:pPr>
-              <w:tabs>
-                <w:tab w:val="left" w:pos="1212"/>
-              </w:tabs>
-              <w:spacing w:before="20"/>
-              <w:jc w:val="center"/>
-              <w:rPr>
-                <w:rFonts w:ascii="Times New Roman" w:hAnsi="Times New Roman" w:cs="Times New Roman"/>
-                <w:sz w:val="26"/>
-                <w:szCs w:val="26"/>
-              </w:rPr>
-            </w:pPr>
-            <w:r>
-              <w:rPr>
-                <w:rFonts w:ascii="Times New Roman" w:hAnsi="Times New Roman" w:cs="Times New Roman"/>
-                <w:sz w:val="26"/>
-                <w:szCs w:val="26"/>
-              </w:rPr>
-              <w:t>1б</w:t>
-            </w:r>
-          </w:p>
-        </w:tc>
-        <w:tc>
-          <w:tcPr>
-            <w:tcW w:w="2220" w:type="dxa"/>
-            <w:tcBorders>
-              <w:top w:val="single" w:sz="6" w:space="0" w:color="auto"/>
-              <w:left w:val="single" w:sz="6" w:space="0" w:color="auto"/>
-              <w:bottom w:val="single" w:sz="6" w:space="0" w:color="auto"/>
-              <w:right w:val="single" w:sz="6" w:space="0" w:color="auto"/>
-            </w:tcBorders>
-            <w:vAlign w:val="center"/>
-          </w:tcPr>
-          <w:p>
-            <w:pPr>
-              <w:tabs>
-                <w:tab w:val="left" w:pos="1212"/>
-              </w:tabs>
-              <w:spacing w:before="20"/>
-              <w:jc w:val="center"/>
-              <w:rPr>
-                <w:rFonts w:ascii="Times New Roman" w:hAnsi="Times New Roman" w:cs="Times New Roman"/>
-                <w:sz w:val="26"/>
-                <w:szCs w:val="26"/>
-              </w:rPr>
-            </w:pPr>
-            <w:r>
-              <w:rPr>
-                <w:rFonts w:ascii="Times New Roman" w:hAnsi="Times New Roman" w:cs="Times New Roman"/>
-                <w:sz w:val="26"/>
-                <w:szCs w:val="26"/>
-              </w:rPr>
-              <w:t>22-24</w:t>
-            </w:r>
-          </w:p>
-        </w:tc>
-        <w:tc>
-          <w:tcPr>
-            <w:tcW w:w="2220" w:type="dxa"/>
-            <w:tcBorders>
-              <w:top w:val="single" w:sz="6" w:space="0" w:color="auto"/>
-              <w:left w:val="single" w:sz="6" w:space="0" w:color="auto"/>
-              <w:bottom w:val="single" w:sz="6" w:space="0" w:color="auto"/>
-              <w:right w:val="single" w:sz="6" w:space="0" w:color="auto"/>
-            </w:tcBorders>
-            <w:vAlign w:val="center"/>
-          </w:tcPr>
-          <w:p>
-            <w:pPr>
-              <w:tabs>
-                <w:tab w:val="left" w:pos="1212"/>
-              </w:tabs>
-              <w:spacing w:before="20"/>
-              <w:jc w:val="center"/>
-              <w:rPr>
-                <w:rFonts w:ascii="Times New Roman" w:hAnsi="Times New Roman" w:cs="Times New Roman"/>
-                <w:sz w:val="26"/>
-                <w:szCs w:val="26"/>
-              </w:rPr>
-            </w:pPr>
-            <w:r>
-              <w:rPr>
-                <w:rFonts w:ascii="Times New Roman" w:hAnsi="Times New Roman" w:cs="Times New Roman"/>
-                <w:sz w:val="26"/>
-                <w:szCs w:val="26"/>
-              </w:rPr>
-              <w:t>40-60</w:t>
-            </w:r>
-          </w:p>
-        </w:tc>
-        <w:tc>
-          <w:tcPr>
-            <w:tcW w:w="1850" w:type="dxa"/>
-            <w:tcBorders>
-              <w:top w:val="single" w:sz="6" w:space="0" w:color="auto"/>
-              <w:left w:val="single" w:sz="6" w:space="0" w:color="auto"/>
-              <w:bottom w:val="single" w:sz="6" w:space="0" w:color="auto"/>
-              <w:right w:val="single" w:sz="6" w:space="0" w:color="auto"/>
-            </w:tcBorders>
-            <w:vAlign w:val="center"/>
-          </w:tcPr>
-          <w:p>
-            <w:pPr>
-              <w:tabs>
-                <w:tab w:val="left" w:pos="1212"/>
-              </w:tabs>
-              <w:spacing w:before="20"/>
-              <w:jc w:val="center"/>
-              <w:rPr>
-                <w:rFonts w:ascii="Times New Roman" w:hAnsi="Times New Roman" w:cs="Times New Roman"/>
-                <w:sz w:val="26"/>
-                <w:szCs w:val="26"/>
-              </w:rPr>
-            </w:pPr>
-            <w:r>
-              <w:rPr>
-                <w:rFonts w:ascii="Times New Roman" w:hAnsi="Times New Roman" w:cs="Times New Roman"/>
-                <w:sz w:val="26"/>
-                <w:szCs w:val="26"/>
-              </w:rPr>
-              <w:t>0,2</w:t>
             </w:r>
           </w:p>
         </w:tc>
@@ -2377,7 +2401,6 @@
         <w:rPr>
           <w:sz w:val="24"/>
           <w:szCs w:val="24"/>
-          <w:lang/>
         </w:rPr>
       </w:pPr>
     </w:p>
@@ -2414,7 +2437,21 @@
           <w:sz w:val="26"/>
           <w:szCs w:val="26"/>
         </w:rPr>
-        <w:t>Интенсивность теплового излучения от оборудования и осветительных приборов на рабочих местах не должна превышать установленных норм, приведенных в таблице 5.4.</w:t>
+        <w:t>Интенсивность теплового излучения от оборудования и осветительных приборов на рабочих местах не превыша</w:t>
+      </w:r>
+      <w:r>
+        <w:rPr>
+          <w:sz w:val="26"/>
+          <w:szCs w:val="26"/>
+        </w:rPr>
+        <w:t>ет</w:t>
+      </w:r>
+      <w:r>
+        <w:rPr>
+          <w:sz w:val="26"/>
+          <w:szCs w:val="26"/>
+        </w:rPr>
+        <w:t xml:space="preserve"> установленных норм, приведенных в таблице 5.4.</w:t>
       </w:r>
     </w:p>
     <w:p>
@@ -2673,6 +2710,7 @@
       </w:tr>
       <w:tr>
         <w:trPr>
+          <w:trHeight w:val="516"/>
           <w:jc w:val="center"/>
         </w:trPr>
         <w:tc>
@@ -2830,9 +2868,6 @@
         <w:pStyle w:val="Paragraf"/>
         <w:spacing w:line="300" w:lineRule="auto"/>
         <w:ind w:firstLine="567"/>
-        <w:rPr>
-          <w:lang/>
-        </w:rPr>
       </w:pPr>
     </w:p>
     <w:p>
@@ -2849,9 +2884,7 @@
         <w:rPr>
           <w:sz w:val="26"/>
           <w:szCs w:val="26"/>
-          <w:lang/>
-        </w:rPr>
-        <w:lastRenderedPageBreak/>
+        </w:rPr>
         <w:t>Для обеспечения стабильных условий микроклимата в производственных помещениях используются системы отопления, вентиляции и кондиционирования воздуха.</w:t>
       </w:r>
     </w:p>
@@ -2881,7 +2914,25 @@
           <w:sz w:val="26"/>
           <w:szCs w:val="26"/>
         </w:rPr>
-        <w:t>5.3 Вентиляция</w:t>
+        <w:t>5.</w:t>
+      </w:r>
+      <w:r>
+        <w:rPr>
+          <w:b/>
+          <w:bCs/>
+          <w:sz w:val="26"/>
+          <w:szCs w:val="26"/>
+        </w:rPr>
+        <w:t>4</w:t>
+      </w:r>
+      <w:r>
+        <w:rPr>
+          <w:b/>
+          <w:bCs/>
+          <w:sz w:val="26"/>
+          <w:szCs w:val="26"/>
+        </w:rPr>
+        <w:t xml:space="preserve"> Вентиляция</w:t>
       </w:r>
     </w:p>
     <w:p>
@@ -2909,7 +2960,15 @@
           <w:sz w:val="26"/>
           <w:szCs w:val="26"/>
         </w:rPr>
-        <w:t>Организация воздухообмена в помещениях, где осуществляется работа с программным обеспечением автоматизации учета и анализа успеваемости студентов, играет важную роль в обеспечении безопасных и комфортных условий труда. Воздух рабочей зоны соответствует установленным санитарно-гигиеническим требованиям по содержанию пыли, аэроионов и вредных веществ в соответствии с Санитарными нормами и правилами «Требования к контролю воздуха рабочей зоны» и Гигиеническим нормативом «Предельно допустимые концентрации вредных веществ в воздухе рабочей зоны» (постановление Министерства здравоохранения от 11.10.2017 г. № 92).</w:t>
+        <w:t>Организация воздухообмена в помещениях, где осуществляется работа с программным обеспечением автоматизации учета и анализа успеваемости студентов, играет важную роль в обеспечении безопасных и комфортных условий труда. Воздух рабочей зоны соответствует установленным санитарно-</w:t>
+      </w:r>
+      <w:r>
+        <w:rPr>
+          <w:sz w:val="26"/>
+          <w:szCs w:val="26"/>
+        </w:rPr>
+        <w:lastRenderedPageBreak/>
+        <w:t>гигиеническим требованиям по содержанию пыли, аэроионов и вредных веществ в соответствии с Санитарными нормами и правилами «Требования к контролю воздуха рабочей зоны» и Гигиеническим нормативом «Предельно допустимые концентрации вредных веществ в воздухе рабочей зоны» (постановление Министерства здравоохранения от 11.10.2017 г. № 92).</w:t>
       </w:r>
     </w:p>
     <w:p>
@@ -2927,7 +2986,14 @@
           <w:sz w:val="26"/>
           <w:szCs w:val="26"/>
         </w:rPr>
-        <w:t xml:space="preserve">Для поддержания нормативного состояния воздушной среды проводится ежедневная влажная уборка всех рабочих помещений, а также обязательное проветривание каждые 60 минут непрерывной работы за ПЭВМ. В помещениях обеспечивается стабильная концентрация положительных и отрицательных аэроионов, а также соблюдение коэффициента </w:t>
+        <w:t xml:space="preserve">Для поддержания нормативного состояния воздушной среды проводится ежедневная влажная уборка всех рабочих помещений, а также обязательное проветривание каждые 60 минут непрерывной работы за ПЭВМ. В помещениях обеспечивается стабильная концентрация положительных и отрицательных </w:t>
+      </w:r>
+      <w:r>
+        <w:rPr>
+          <w:sz w:val="26"/>
+          <w:szCs w:val="26"/>
+        </w:rPr>
+        <w:t xml:space="preserve">аэроионов, а также соблюдение коэффициента </w:t>
       </w:r>
       <w:proofErr w:type="spellStart"/>
       <w:r>
@@ -2951,6 +3017,10 @@
         <w:pStyle w:val="Paragraf"/>
         <w:spacing w:line="300" w:lineRule="auto"/>
         <w:ind w:firstLine="567"/>
+        <w:rPr>
+          <w:sz w:val="26"/>
+          <w:szCs w:val="26"/>
+        </w:rPr>
       </w:pPr>
     </w:p>
     <w:p>
@@ -2969,45 +3039,7 @@
           <w:sz w:val="26"/>
           <w:szCs w:val="26"/>
         </w:rPr>
-        <w:t xml:space="preserve">Таблица </w:t>
-      </w:r>
-      <w:r>
-        <w:rPr>
-          <w:rFonts w:ascii="Times New Roman" w:hAnsi="Times New Roman" w:cs="Times New Roman"/>
-          <w:iCs/>
-          <w:sz w:val="26"/>
-          <w:szCs w:val="26"/>
-          <w:lang w:val="ru-RU"/>
-        </w:rPr>
-        <w:t>5</w:t>
-      </w:r>
-      <w:r>
-        <w:rPr>
-          <w:rFonts w:ascii="Times New Roman" w:hAnsi="Times New Roman" w:cs="Times New Roman"/>
-          <w:iCs/>
-          <w:sz w:val="26"/>
-          <w:szCs w:val="26"/>
-        </w:rPr>
-        <w:t>.</w:t>
-      </w:r>
-      <w:r>
-        <w:rPr>
-          <w:rFonts w:ascii="Times New Roman" w:hAnsi="Times New Roman" w:cs="Times New Roman"/>
-          <w:iCs/>
-          <w:sz w:val="26"/>
-          <w:szCs w:val="26"/>
-          <w:lang w:val="ru-RU"/>
-        </w:rPr>
-        <w:t>5</w:t>
-      </w:r>
-      <w:r>
-        <w:rPr>
-          <w:rFonts w:ascii="Times New Roman" w:hAnsi="Times New Roman" w:cs="Times New Roman"/>
-          <w:iCs/>
-          <w:sz w:val="26"/>
-          <w:szCs w:val="26"/>
-        </w:rPr>
-        <w:t>. – Аэроионный состав воздуха в зоне дыхания производственных и общественных помещений</w:t>
+        <w:t>Таблица 5.5. – Аэроионный состав воздуха в зоне дыхания производственных и общественных помещений</w:t>
       </w:r>
     </w:p>
     <w:p>
@@ -3040,6 +3072,9 @@
         <w:gridCol w:w="2409"/>
       </w:tblGrid>
       <w:tr>
+        <w:trPr>
+          <w:trHeight w:val="425"/>
+        </w:trPr>
         <w:tc>
           <w:tcPr>
             <w:tcW w:w="3475" w:type="dxa"/>
@@ -3415,8 +3450,8 @@
           <w:rFonts w:ascii="Times New Roman" w:hAnsi="Times New Roman" w:cs="Times New Roman"/>
           <w:b/>
           <w:kern w:val="0"/>
-          <w:sz w:val="28"/>
-          <w:szCs w:val="28"/>
+          <w:sz w:val="26"/>
+          <w:szCs w:val="26"/>
           <w14:ligatures w14:val="none"/>
         </w:rPr>
       </w:pPr>
@@ -3431,7 +3466,7 @@
           <w:kern w:val="0"/>
           <w:sz w:val="26"/>
           <w:szCs w:val="26"/>
-          <w:lang w:val="ru-RU" w:eastAsia="ru-RU"/>
+          <w:lang w:eastAsia="ru-RU"/>
           <w14:ligatures w14:val="none"/>
         </w:rPr>
       </w:pPr>
@@ -3441,10 +3476,10 @@
           <w:kern w:val="0"/>
           <w:sz w:val="26"/>
           <w:szCs w:val="26"/>
-          <w:lang w:val="ru-RU" w:eastAsia="ru-RU"/>
+          <w:lang w:eastAsia="ru-RU"/>
           <w14:ligatures w14:val="none"/>
         </w:rPr>
-        <w:t xml:space="preserve">Для обеспечения требуемого уровня качества воздуха в помещениях внедрены современные системы приточно-вытяжной вентиляции, а также элементы климат-контроля. Их основное назначение — удаление загрязнённого, перегретого или избыточно увлажнённого воздуха и замещение его очищенным свежим воздухом. Поддержание комфортного микроклимата достигается за счёт правильно рассчитанного воздухообмена, который учитывает количество работающего оборудования и численность персонала. Дополнительно используются </w:t>
+        <w:t>Для обеспечения требуемого уровня качества воздуха в помещениях внедрены современные системы</w:t>
       </w:r>
       <w:r>
         <w:rPr>
@@ -3452,11 +3487,10 @@
           <w:kern w:val="0"/>
           <w:sz w:val="26"/>
           <w:szCs w:val="26"/>
-          <w:lang w:val="ru-RU" w:eastAsia="ru-RU"/>
+          <w:lang w:eastAsia="ru-RU"/>
           <w14:ligatures w14:val="none"/>
         </w:rPr>
-        <w:lastRenderedPageBreak/>
-        <w:t>кондиционеры и фильтры тонкой очистки, что особенно актуально в тёплое время года, когда повышается уровень тепловой нагрузки.</w:t>
+        <w:t xml:space="preserve"> приточно-вытяжной вентиляции, а также элементы климат-контроля. Их основное назначение — удаление загрязнённого, перегретого или избыточно увлажнённого воздуха и замещение его очищенным свежим воздухом. Поддержание комфортного микроклимата достигается за счёт правильно рассчитанного воздухообмена, который учитывает количество работающего оборудования и численность персонала. Дополнительно используются кондиционеры и фильтры тонкой очистки, что особенно актуально в тёплое время года, когда повышается уровень тепловой нагрузки.</w:t>
       </w:r>
     </w:p>
     <w:p>
@@ -3469,7 +3503,7 @@
           <w:kern w:val="0"/>
           <w:sz w:val="26"/>
           <w:szCs w:val="26"/>
-          <w:lang w:val="ru-RU" w:eastAsia="ru-RU"/>
+          <w:lang w:eastAsia="ru-RU"/>
           <w14:ligatures w14:val="none"/>
         </w:rPr>
       </w:pPr>
@@ -3479,10 +3513,22 @@
           <w:kern w:val="0"/>
           <w:sz w:val="26"/>
           <w:szCs w:val="26"/>
-          <w:lang w:val="ru-RU" w:eastAsia="ru-RU"/>
+          <w:lang w:eastAsia="ru-RU"/>
           <w14:ligatures w14:val="none"/>
         </w:rPr>
-        <w:t>В зимний период температура воздуха регулируется системами водяного отопления, при этом температура теплоносителя не превышает 100 °C, что позволяет поддерживать стабильные и безопасные условия. В летние месяцы климат в помещениях корректируется с помощью систем охлаждения, которые функционируют в соответствии с требованиями СН 4.02.03-2019. По необходимости также применяются увлажнители воздуха и локальные вентиляционные устройства для устранения перегрева в зонах с интенсивной работой ПЭВМ. Все эти меры направлены на снижение утомляемости персонала, предупреждение заболеваний, связанных с воздействием микроклиматических факторов, и повышение общей производительности труда.</w:t>
+        <w:t xml:space="preserve">В зимний период температура воздуха регулируется системами водяного отопления, при этом температура теплоносителя не превышает 100 °C, что позволяет поддерживать стабильные и безопасные условия. В летние месяцы климат в помещениях корректируется с помощью систем охлаждения, которые функционируют в соответствии с требованиями СН 4.02.03-2019. По необходимости также применяются увлажнители воздуха и локальные вентиляционные устройства для устранения перегрева в зонах с интенсивной работой ПЭВМ. Все эти меры направлены на снижение утомляемости персонала, предупреждение заболеваний, </w:t>
+      </w:r>
+      <w:r>
+        <w:rPr>
+          <w:rFonts w:ascii="Times New Roman" w:eastAsia="Times New Roman" w:hAnsi="Times New Roman" w:cs="Times New Roman"/>
+          <w:kern w:val="0"/>
+          <w:sz w:val="26"/>
+          <w:szCs w:val="26"/>
+          <w:lang w:eastAsia="ru-RU"/>
+          <w14:ligatures w14:val="none"/>
+        </w:rPr>
+        <w:lastRenderedPageBreak/>
+        <w:t>связанных с воздействием микроклиматических факторов, и повышение общей производительности труда.</w:t>
       </w:r>
     </w:p>
     <w:p>
@@ -3496,7 +3542,6 @@
           <w:kern w:val="0"/>
           <w:sz w:val="28"/>
           <w:szCs w:val="28"/>
-          <w:lang w:val="ru-RU"/>
           <w14:ligatures w14:val="none"/>
         </w:rPr>
       </w:pPr>
@@ -3520,7 +3565,25 @@
           <w:sz w:val="26"/>
           <w:szCs w:val="26"/>
         </w:rPr>
-        <w:t>5.4 Шум. Вибрация</w:t>
+        <w:t>5.</w:t>
+      </w:r>
+      <w:r>
+        <w:rPr>
+          <w:rFonts w:ascii="Times New Roman" w:hAnsi="Times New Roman" w:cs="Times New Roman"/>
+          <w:b/>
+          <w:sz w:val="26"/>
+          <w:szCs w:val="26"/>
+        </w:rPr>
+        <w:t>5</w:t>
+      </w:r>
+      <w:r>
+        <w:rPr>
+          <w:rFonts w:ascii="Times New Roman" w:hAnsi="Times New Roman" w:cs="Times New Roman"/>
+          <w:b/>
+          <w:sz w:val="26"/>
+          <w:szCs w:val="26"/>
+        </w:rPr>
+        <w:t xml:space="preserve"> Шум. Вибрация</w:t>
       </w:r>
     </w:p>
     <w:p>
@@ -3681,7 +3744,6 @@
           <w:rStyle w:val="FontStyle16"/>
           <w:iCs/>
         </w:rPr>
-        <w:lastRenderedPageBreak/>
         <w:t>Таблица</w:t>
       </w:r>
       <w:r>
@@ -4176,7 +4238,7 @@
       </w:tr>
       <w:tr>
         <w:trPr>
-          <w:trHeight w:val="545"/>
+          <w:trHeight w:val="537"/>
         </w:trPr>
         <w:tc>
           <w:tcPr>
@@ -4421,747 +4483,6 @@
           </w:p>
         </w:tc>
       </w:tr>
-      <w:tr>
-        <w:trPr>
-          <w:trHeight w:val="521"/>
-        </w:trPr>
-        <w:tc>
-          <w:tcPr>
-            <w:tcW w:w="1360" w:type="dxa"/>
-            <w:shd w:val="clear" w:color="auto" w:fill="auto"/>
-          </w:tcPr>
-          <w:p>
-            <w:pPr>
-              <w:pStyle w:val="Style7"/>
-              <w:widowControl/>
-              <w:spacing w:line="240" w:lineRule="auto"/>
-              <w:rPr>
-                <w:rStyle w:val="FontStyle16"/>
-              </w:rPr>
-            </w:pPr>
-            <w:r>
-              <w:rPr>
-                <w:rStyle w:val="FontStyle16"/>
-              </w:rPr>
-              <w:t>II</w:t>
-            </w:r>
-          </w:p>
-        </w:tc>
-        <w:tc>
-          <w:tcPr>
-            <w:tcW w:w="774" w:type="dxa"/>
-            <w:shd w:val="clear" w:color="auto" w:fill="auto"/>
-          </w:tcPr>
-          <w:p>
-            <w:pPr>
-              <w:pStyle w:val="Style7"/>
-              <w:widowControl/>
-              <w:spacing w:line="240" w:lineRule="auto"/>
-              <w:rPr>
-                <w:rStyle w:val="FontStyle16"/>
-              </w:rPr>
-            </w:pPr>
-            <w:r>
-              <w:rPr>
-                <w:rStyle w:val="FontStyle16"/>
-              </w:rPr>
-              <w:t>93</w:t>
-            </w:r>
-          </w:p>
-        </w:tc>
-        <w:tc>
-          <w:tcPr>
-            <w:tcW w:w="660" w:type="dxa"/>
-            <w:shd w:val="clear" w:color="auto" w:fill="auto"/>
-          </w:tcPr>
-          <w:p>
-            <w:pPr>
-              <w:pStyle w:val="Style7"/>
-              <w:widowControl/>
-              <w:spacing w:line="240" w:lineRule="auto"/>
-              <w:rPr>
-                <w:rStyle w:val="FontStyle16"/>
-              </w:rPr>
-            </w:pPr>
-            <w:r>
-              <w:rPr>
-                <w:rStyle w:val="FontStyle16"/>
-              </w:rPr>
-              <w:t>79</w:t>
-            </w:r>
-          </w:p>
-        </w:tc>
-        <w:tc>
-          <w:tcPr>
-            <w:tcW w:w="736" w:type="dxa"/>
-            <w:shd w:val="clear" w:color="auto" w:fill="auto"/>
-          </w:tcPr>
-          <w:p>
-            <w:pPr>
-              <w:pStyle w:val="Style7"/>
-              <w:widowControl/>
-              <w:spacing w:line="240" w:lineRule="auto"/>
-              <w:rPr>
-                <w:rStyle w:val="FontStyle16"/>
-              </w:rPr>
-            </w:pPr>
-            <w:r>
-              <w:rPr>
-                <w:rStyle w:val="FontStyle16"/>
-              </w:rPr>
-              <w:t>70</w:t>
-            </w:r>
-          </w:p>
-        </w:tc>
-        <w:tc>
-          <w:tcPr>
-            <w:tcW w:w="736" w:type="dxa"/>
-            <w:shd w:val="clear" w:color="auto" w:fill="auto"/>
-          </w:tcPr>
-          <w:p>
-            <w:pPr>
-              <w:pStyle w:val="Style7"/>
-              <w:widowControl/>
-              <w:spacing w:line="240" w:lineRule="auto"/>
-              <w:rPr>
-                <w:rStyle w:val="FontStyle16"/>
-              </w:rPr>
-            </w:pPr>
-            <w:r>
-              <w:rPr>
-                <w:rStyle w:val="FontStyle16"/>
-              </w:rPr>
-              <w:t>63</w:t>
-            </w:r>
-          </w:p>
-        </w:tc>
-        <w:tc>
-          <w:tcPr>
-            <w:tcW w:w="736" w:type="dxa"/>
-            <w:shd w:val="clear" w:color="auto" w:fill="auto"/>
-          </w:tcPr>
-          <w:p>
-            <w:pPr>
-              <w:pStyle w:val="Style7"/>
-              <w:widowControl/>
-              <w:spacing w:line="240" w:lineRule="auto"/>
-              <w:rPr>
-                <w:rStyle w:val="FontStyle16"/>
-              </w:rPr>
-            </w:pPr>
-            <w:r>
-              <w:rPr>
-                <w:rStyle w:val="FontStyle16"/>
-              </w:rPr>
-              <w:t>58</w:t>
-            </w:r>
-          </w:p>
-        </w:tc>
-        <w:tc>
-          <w:tcPr>
-            <w:tcW w:w="813" w:type="dxa"/>
-            <w:shd w:val="clear" w:color="auto" w:fill="auto"/>
-          </w:tcPr>
-          <w:p>
-            <w:pPr>
-              <w:pStyle w:val="Style7"/>
-              <w:widowControl/>
-              <w:spacing w:line="240" w:lineRule="auto"/>
-              <w:rPr>
-                <w:rStyle w:val="FontStyle16"/>
-              </w:rPr>
-            </w:pPr>
-            <w:r>
-              <w:rPr>
-                <w:rStyle w:val="FontStyle16"/>
-              </w:rPr>
-              <w:t>55</w:t>
-            </w:r>
-          </w:p>
-        </w:tc>
-        <w:tc>
-          <w:tcPr>
-            <w:tcW w:w="813" w:type="dxa"/>
-            <w:shd w:val="clear" w:color="auto" w:fill="auto"/>
-          </w:tcPr>
-          <w:p>
-            <w:pPr>
-              <w:pStyle w:val="Style7"/>
-              <w:widowControl/>
-              <w:spacing w:line="240" w:lineRule="auto"/>
-              <w:rPr>
-                <w:rStyle w:val="FontStyle16"/>
-              </w:rPr>
-            </w:pPr>
-            <w:r>
-              <w:rPr>
-                <w:rStyle w:val="FontStyle16"/>
-              </w:rPr>
-              <w:t>52</w:t>
-            </w:r>
-          </w:p>
-        </w:tc>
-        <w:tc>
-          <w:tcPr>
-            <w:tcW w:w="813" w:type="dxa"/>
-            <w:shd w:val="clear" w:color="auto" w:fill="auto"/>
-          </w:tcPr>
-          <w:p>
-            <w:pPr>
-              <w:pStyle w:val="Style7"/>
-              <w:widowControl/>
-              <w:spacing w:line="240" w:lineRule="auto"/>
-              <w:rPr>
-                <w:rStyle w:val="FontStyle16"/>
-              </w:rPr>
-            </w:pPr>
-            <w:r>
-              <w:rPr>
-                <w:rStyle w:val="FontStyle16"/>
-              </w:rPr>
-              <w:t>50</w:t>
-            </w:r>
-          </w:p>
-        </w:tc>
-        <w:tc>
-          <w:tcPr>
-            <w:tcW w:w="747" w:type="dxa"/>
-            <w:shd w:val="clear" w:color="auto" w:fill="auto"/>
-          </w:tcPr>
-          <w:p>
-            <w:pPr>
-              <w:pStyle w:val="Style7"/>
-              <w:widowControl/>
-              <w:spacing w:line="240" w:lineRule="auto"/>
-              <w:rPr>
-                <w:rStyle w:val="FontStyle16"/>
-              </w:rPr>
-            </w:pPr>
-            <w:r>
-              <w:rPr>
-                <w:rStyle w:val="FontStyle16"/>
-              </w:rPr>
-              <w:t>49</w:t>
-            </w:r>
-          </w:p>
-        </w:tc>
-        <w:tc>
-          <w:tcPr>
-            <w:tcW w:w="1446" w:type="dxa"/>
-            <w:shd w:val="clear" w:color="auto" w:fill="auto"/>
-          </w:tcPr>
-          <w:p>
-            <w:pPr>
-              <w:pStyle w:val="Style7"/>
-              <w:widowControl/>
-              <w:spacing w:line="240" w:lineRule="auto"/>
-              <w:rPr>
-                <w:rStyle w:val="FontStyle16"/>
-              </w:rPr>
-            </w:pPr>
-            <w:r>
-              <w:rPr>
-                <w:rStyle w:val="FontStyle16"/>
-              </w:rPr>
-              <w:t>60</w:t>
-            </w:r>
-          </w:p>
-        </w:tc>
-      </w:tr>
-      <w:tr>
-        <w:trPr>
-          <w:trHeight w:val="558"/>
-        </w:trPr>
-        <w:tc>
-          <w:tcPr>
-            <w:tcW w:w="1360" w:type="dxa"/>
-            <w:shd w:val="clear" w:color="auto" w:fill="auto"/>
-          </w:tcPr>
-          <w:p>
-            <w:pPr>
-              <w:pStyle w:val="Style7"/>
-              <w:widowControl/>
-              <w:spacing w:line="240" w:lineRule="auto"/>
-              <w:rPr>
-                <w:rStyle w:val="FontStyle16"/>
-              </w:rPr>
-            </w:pPr>
-            <w:r>
-              <w:rPr>
-                <w:rStyle w:val="FontStyle16"/>
-              </w:rPr>
-              <w:t>III</w:t>
-            </w:r>
-          </w:p>
-        </w:tc>
-        <w:tc>
-          <w:tcPr>
-            <w:tcW w:w="774" w:type="dxa"/>
-            <w:shd w:val="clear" w:color="auto" w:fill="auto"/>
-          </w:tcPr>
-          <w:p>
-            <w:pPr>
-              <w:pStyle w:val="Style7"/>
-              <w:widowControl/>
-              <w:spacing w:line="240" w:lineRule="auto"/>
-              <w:rPr>
-                <w:rStyle w:val="FontStyle16"/>
-              </w:rPr>
-            </w:pPr>
-            <w:r>
-              <w:rPr>
-                <w:rStyle w:val="FontStyle16"/>
-              </w:rPr>
-              <w:t>96</w:t>
-            </w:r>
-          </w:p>
-        </w:tc>
-        <w:tc>
-          <w:tcPr>
-            <w:tcW w:w="660" w:type="dxa"/>
-            <w:shd w:val="clear" w:color="auto" w:fill="auto"/>
-          </w:tcPr>
-          <w:p>
-            <w:pPr>
-              <w:pStyle w:val="Style7"/>
-              <w:widowControl/>
-              <w:spacing w:line="240" w:lineRule="auto"/>
-              <w:rPr>
-                <w:rStyle w:val="FontStyle16"/>
-              </w:rPr>
-            </w:pPr>
-            <w:r>
-              <w:rPr>
-                <w:rStyle w:val="FontStyle16"/>
-              </w:rPr>
-              <w:t>83</w:t>
-            </w:r>
-          </w:p>
-        </w:tc>
-        <w:tc>
-          <w:tcPr>
-            <w:tcW w:w="736" w:type="dxa"/>
-            <w:shd w:val="clear" w:color="auto" w:fill="auto"/>
-          </w:tcPr>
-          <w:p>
-            <w:pPr>
-              <w:pStyle w:val="Style7"/>
-              <w:widowControl/>
-              <w:spacing w:line="240" w:lineRule="auto"/>
-              <w:rPr>
-                <w:rStyle w:val="FontStyle16"/>
-              </w:rPr>
-            </w:pPr>
-            <w:r>
-              <w:rPr>
-                <w:rStyle w:val="FontStyle16"/>
-              </w:rPr>
-              <w:t>74</w:t>
-            </w:r>
-          </w:p>
-        </w:tc>
-        <w:tc>
-          <w:tcPr>
-            <w:tcW w:w="736" w:type="dxa"/>
-            <w:shd w:val="clear" w:color="auto" w:fill="auto"/>
-          </w:tcPr>
-          <w:p>
-            <w:pPr>
-              <w:pStyle w:val="Style7"/>
-              <w:widowControl/>
-              <w:spacing w:line="240" w:lineRule="auto"/>
-              <w:rPr>
-                <w:rStyle w:val="FontStyle16"/>
-              </w:rPr>
-            </w:pPr>
-            <w:r>
-              <w:rPr>
-                <w:rStyle w:val="FontStyle16"/>
-              </w:rPr>
-              <w:t>68</w:t>
-            </w:r>
-          </w:p>
-        </w:tc>
-        <w:tc>
-          <w:tcPr>
-            <w:tcW w:w="736" w:type="dxa"/>
-            <w:shd w:val="clear" w:color="auto" w:fill="auto"/>
-          </w:tcPr>
-          <w:p>
-            <w:pPr>
-              <w:pStyle w:val="Style7"/>
-              <w:widowControl/>
-              <w:spacing w:line="240" w:lineRule="auto"/>
-              <w:rPr>
-                <w:rStyle w:val="FontStyle16"/>
-              </w:rPr>
-            </w:pPr>
-            <w:r>
-              <w:rPr>
-                <w:rStyle w:val="FontStyle16"/>
-              </w:rPr>
-              <w:t>63</w:t>
-            </w:r>
-          </w:p>
-        </w:tc>
-        <w:tc>
-          <w:tcPr>
-            <w:tcW w:w="813" w:type="dxa"/>
-            <w:shd w:val="clear" w:color="auto" w:fill="auto"/>
-          </w:tcPr>
-          <w:p>
-            <w:pPr>
-              <w:pStyle w:val="Style7"/>
-              <w:widowControl/>
-              <w:spacing w:line="240" w:lineRule="auto"/>
-              <w:rPr>
-                <w:rStyle w:val="FontStyle16"/>
-              </w:rPr>
-            </w:pPr>
-            <w:r>
-              <w:rPr>
-                <w:rStyle w:val="FontStyle16"/>
-              </w:rPr>
-              <w:t>60</w:t>
-            </w:r>
-          </w:p>
-        </w:tc>
-        <w:tc>
-          <w:tcPr>
-            <w:tcW w:w="813" w:type="dxa"/>
-            <w:shd w:val="clear" w:color="auto" w:fill="auto"/>
-          </w:tcPr>
-          <w:p>
-            <w:pPr>
-              <w:pStyle w:val="Style7"/>
-              <w:widowControl/>
-              <w:spacing w:line="240" w:lineRule="auto"/>
-              <w:rPr>
-                <w:rStyle w:val="FontStyle16"/>
-              </w:rPr>
-            </w:pPr>
-            <w:r>
-              <w:rPr>
-                <w:rStyle w:val="FontStyle16"/>
-              </w:rPr>
-              <w:t>57</w:t>
-            </w:r>
-          </w:p>
-        </w:tc>
-        <w:tc>
-          <w:tcPr>
-            <w:tcW w:w="813" w:type="dxa"/>
-            <w:shd w:val="clear" w:color="auto" w:fill="auto"/>
-          </w:tcPr>
-          <w:p>
-            <w:pPr>
-              <w:pStyle w:val="Style7"/>
-              <w:widowControl/>
-              <w:spacing w:line="240" w:lineRule="auto"/>
-              <w:rPr>
-                <w:rStyle w:val="FontStyle16"/>
-              </w:rPr>
-            </w:pPr>
-            <w:r>
-              <w:rPr>
-                <w:rStyle w:val="FontStyle16"/>
-              </w:rPr>
-              <w:t>55</w:t>
-            </w:r>
-          </w:p>
-        </w:tc>
-        <w:tc>
-          <w:tcPr>
-            <w:tcW w:w="747" w:type="dxa"/>
-            <w:shd w:val="clear" w:color="auto" w:fill="auto"/>
-          </w:tcPr>
-          <w:p>
-            <w:pPr>
-              <w:pStyle w:val="Style7"/>
-              <w:widowControl/>
-              <w:spacing w:line="240" w:lineRule="auto"/>
-              <w:rPr>
-                <w:rStyle w:val="FontStyle16"/>
-              </w:rPr>
-            </w:pPr>
-            <w:r>
-              <w:rPr>
-                <w:rStyle w:val="FontStyle16"/>
-              </w:rPr>
-              <w:t>54</w:t>
-            </w:r>
-          </w:p>
-        </w:tc>
-        <w:tc>
-          <w:tcPr>
-            <w:tcW w:w="1446" w:type="dxa"/>
-            <w:shd w:val="clear" w:color="auto" w:fill="auto"/>
-          </w:tcPr>
-          <w:p>
-            <w:pPr>
-              <w:pStyle w:val="Style7"/>
-              <w:widowControl/>
-              <w:spacing w:line="240" w:lineRule="auto"/>
-              <w:rPr>
-                <w:rStyle w:val="FontStyle16"/>
-              </w:rPr>
-            </w:pPr>
-            <w:r>
-              <w:rPr>
-                <w:rStyle w:val="FontStyle16"/>
-              </w:rPr>
-              <w:t>65</w:t>
-            </w:r>
-          </w:p>
-        </w:tc>
-      </w:tr>
-      <w:tr>
-        <w:trPr>
-          <w:trHeight w:val="551"/>
-        </w:trPr>
-        <w:tc>
-          <w:tcPr>
-            <w:tcW w:w="1360" w:type="dxa"/>
-            <w:shd w:val="clear" w:color="auto" w:fill="auto"/>
-          </w:tcPr>
-          <w:p>
-            <w:pPr>
-              <w:pStyle w:val="Style7"/>
-              <w:widowControl/>
-              <w:spacing w:line="240" w:lineRule="auto"/>
-              <w:rPr>
-                <w:rStyle w:val="FontStyle16"/>
-              </w:rPr>
-            </w:pPr>
-            <w:r>
-              <w:rPr>
-                <w:rStyle w:val="FontStyle16"/>
-              </w:rPr>
-              <w:t>IV</w:t>
-            </w:r>
-          </w:p>
-        </w:tc>
-        <w:tc>
-          <w:tcPr>
-            <w:tcW w:w="774" w:type="dxa"/>
-            <w:shd w:val="clear" w:color="auto" w:fill="auto"/>
-          </w:tcPr>
-          <w:p>
-            <w:pPr>
-              <w:pStyle w:val="Style7"/>
-              <w:widowControl/>
-              <w:spacing w:line="240" w:lineRule="auto"/>
-              <w:rPr>
-                <w:rStyle w:val="FontStyle16"/>
-              </w:rPr>
-            </w:pPr>
-            <w:r>
-              <w:rPr>
-                <w:rStyle w:val="FontStyle16"/>
-              </w:rPr>
-              <w:t>103</w:t>
-            </w:r>
-          </w:p>
-        </w:tc>
-        <w:tc>
-          <w:tcPr>
-            <w:tcW w:w="660" w:type="dxa"/>
-            <w:shd w:val="clear" w:color="auto" w:fill="auto"/>
-          </w:tcPr>
-          <w:p>
-            <w:pPr>
-              <w:pStyle w:val="Style7"/>
-              <w:widowControl/>
-              <w:spacing w:line="240" w:lineRule="auto"/>
-              <w:rPr>
-                <w:rStyle w:val="FontStyle16"/>
-              </w:rPr>
-            </w:pPr>
-            <w:r>
-              <w:rPr>
-                <w:rStyle w:val="FontStyle16"/>
-              </w:rPr>
-              <w:t>91</w:t>
-            </w:r>
-          </w:p>
-        </w:tc>
-        <w:tc>
-          <w:tcPr>
-            <w:tcW w:w="736" w:type="dxa"/>
-            <w:shd w:val="clear" w:color="auto" w:fill="auto"/>
-          </w:tcPr>
-          <w:p>
-            <w:pPr>
-              <w:pStyle w:val="Style7"/>
-              <w:widowControl/>
-              <w:spacing w:line="240" w:lineRule="auto"/>
-              <w:rPr>
-                <w:rStyle w:val="FontStyle16"/>
-              </w:rPr>
-            </w:pPr>
-            <w:r>
-              <w:rPr>
-                <w:rStyle w:val="FontStyle16"/>
-              </w:rPr>
-              <w:t>83</w:t>
-            </w:r>
-          </w:p>
-        </w:tc>
-        <w:tc>
-          <w:tcPr>
-            <w:tcW w:w="736" w:type="dxa"/>
-            <w:shd w:val="clear" w:color="auto" w:fill="auto"/>
-          </w:tcPr>
-          <w:p>
-            <w:pPr>
-              <w:pStyle w:val="Style7"/>
-              <w:widowControl/>
-              <w:spacing w:line="240" w:lineRule="auto"/>
-              <w:rPr>
-                <w:rStyle w:val="FontStyle16"/>
-              </w:rPr>
-            </w:pPr>
-            <w:r>
-              <w:rPr>
-                <w:rStyle w:val="FontStyle16"/>
-              </w:rPr>
-              <w:t>77</w:t>
-            </w:r>
-          </w:p>
-        </w:tc>
-        <w:tc>
-          <w:tcPr>
-            <w:tcW w:w="736" w:type="dxa"/>
-            <w:shd w:val="clear" w:color="auto" w:fill="auto"/>
-          </w:tcPr>
-          <w:p>
-            <w:pPr>
-              <w:pStyle w:val="Style7"/>
-              <w:widowControl/>
-              <w:spacing w:line="240" w:lineRule="auto"/>
-              <w:rPr>
-                <w:rStyle w:val="FontStyle16"/>
-              </w:rPr>
-            </w:pPr>
-            <w:r>
-              <w:rPr>
-                <w:rStyle w:val="FontStyle16"/>
-              </w:rPr>
-              <w:t>73</w:t>
-            </w:r>
-          </w:p>
-        </w:tc>
-        <w:tc>
-          <w:tcPr>
-            <w:tcW w:w="813" w:type="dxa"/>
-            <w:shd w:val="clear" w:color="auto" w:fill="auto"/>
-          </w:tcPr>
-          <w:p>
-            <w:pPr>
-              <w:pStyle w:val="Style7"/>
-              <w:widowControl/>
-              <w:spacing w:line="240" w:lineRule="auto"/>
-              <w:rPr>
-                <w:rStyle w:val="FontStyle16"/>
-              </w:rPr>
-            </w:pPr>
-            <w:r>
-              <w:rPr>
-                <w:rStyle w:val="FontStyle16"/>
-              </w:rPr>
-              <w:t>70</w:t>
-            </w:r>
-          </w:p>
-        </w:tc>
-        <w:tc>
-          <w:tcPr>
-            <w:tcW w:w="813" w:type="dxa"/>
-            <w:shd w:val="clear" w:color="auto" w:fill="auto"/>
-          </w:tcPr>
-          <w:p>
-            <w:pPr>
-              <w:pStyle w:val="Style7"/>
-              <w:widowControl/>
-              <w:spacing w:line="240" w:lineRule="auto"/>
-              <w:rPr>
-                <w:rStyle w:val="FontStyle16"/>
-              </w:rPr>
-            </w:pPr>
-            <w:r>
-              <w:rPr>
-                <w:rStyle w:val="FontStyle16"/>
-              </w:rPr>
-              <w:t>68</w:t>
-            </w:r>
-          </w:p>
-        </w:tc>
-        <w:tc>
-          <w:tcPr>
-            <w:tcW w:w="813" w:type="dxa"/>
-            <w:shd w:val="clear" w:color="auto" w:fill="auto"/>
-          </w:tcPr>
-          <w:p>
-            <w:pPr>
-              <w:pStyle w:val="Style7"/>
-              <w:widowControl/>
-              <w:spacing w:line="240" w:lineRule="auto"/>
-              <w:rPr>
-                <w:rStyle w:val="FontStyle16"/>
-              </w:rPr>
-            </w:pPr>
-            <w:r>
-              <w:rPr>
-                <w:rStyle w:val="FontStyle16"/>
-              </w:rPr>
-              <w:t>66</w:t>
-            </w:r>
-          </w:p>
-        </w:tc>
-        <w:tc>
-          <w:tcPr>
-            <w:tcW w:w="747" w:type="dxa"/>
-            <w:shd w:val="clear" w:color="auto" w:fill="auto"/>
-          </w:tcPr>
-          <w:p>
-            <w:pPr>
-              <w:pStyle w:val="Style7"/>
-              <w:widowControl/>
-              <w:spacing w:line="240" w:lineRule="auto"/>
-              <w:rPr>
-                <w:rStyle w:val="FontStyle16"/>
-              </w:rPr>
-            </w:pPr>
-            <w:r>
-              <w:rPr>
-                <w:rStyle w:val="FontStyle16"/>
-              </w:rPr>
-              <w:t>64</w:t>
-            </w:r>
-          </w:p>
-        </w:tc>
-        <w:tc>
-          <w:tcPr>
-            <w:tcW w:w="1446" w:type="dxa"/>
-            <w:shd w:val="clear" w:color="auto" w:fill="auto"/>
-          </w:tcPr>
-          <w:p>
-            <w:pPr>
-              <w:pStyle w:val="Style7"/>
-              <w:widowControl/>
-              <w:spacing w:line="240" w:lineRule="auto"/>
-              <w:rPr>
-                <w:rStyle w:val="FontStyle16"/>
-              </w:rPr>
-            </w:pPr>
-            <w:r>
-              <w:rPr>
-                <w:rStyle w:val="FontStyle16"/>
-              </w:rPr>
-              <w:t>75</w:t>
-            </w:r>
-          </w:p>
-        </w:tc>
-      </w:tr>
     </w:tbl>
     <w:p>
       <w:pPr>
@@ -5171,7 +4492,6 @@
         <w:rPr>
           <w:sz w:val="24"/>
           <w:szCs w:val="24"/>
-          <w:lang/>
         </w:rPr>
       </w:pPr>
     </w:p>
@@ -5188,6 +4508,7 @@
         <w:rPr>
           <w:rStyle w:val="FontStyle16"/>
         </w:rPr>
+        <w:lastRenderedPageBreak/>
         <w:t>Эти показатели позволяют оценивать акустическую нагрузку на сотрудников и регулировать её в зависимости от характера помещения и оборудования, с целью формирования безопасной и благоприятной звуковой среды.</w:t>
       </w:r>
     </w:p>
@@ -5199,7 +4520,6 @@
         <w:rPr>
           <w:sz w:val="24"/>
           <w:szCs w:val="24"/>
-          <w:lang/>
         </w:rPr>
       </w:pPr>
     </w:p>
@@ -5220,7 +4540,23 @@
           <w:sz w:val="26"/>
           <w:szCs w:val="26"/>
         </w:rPr>
-        <w:t>5.5 Производственное освещение</w:t>
+        <w:t>5.</w:t>
+      </w:r>
+      <w:r>
+        <w:rPr>
+          <w:b/>
+          <w:sz w:val="26"/>
+          <w:szCs w:val="26"/>
+        </w:rPr>
+        <w:t>6</w:t>
+      </w:r>
+      <w:r>
+        <w:rPr>
+          <w:b/>
+          <w:sz w:val="26"/>
+          <w:szCs w:val="26"/>
+        </w:rPr>
+        <w:t xml:space="preserve"> Производственное освещение</w:t>
       </w:r>
     </w:p>
     <w:p>
@@ -5374,6 +4710,9 @@
         </w:tc>
       </w:tr>
       <w:tr>
+        <w:trPr>
+          <w:trHeight w:val="458"/>
+        </w:trPr>
         <w:tc>
           <w:tcPr>
             <w:tcW w:w="4957" w:type="dxa"/>
@@ -5422,6 +4761,9 @@
         </w:tc>
       </w:tr>
       <w:tr>
+        <w:trPr>
+          <w:trHeight w:val="408"/>
+        </w:trPr>
         <w:tc>
           <w:tcPr>
             <w:tcW w:w="4957" w:type="dxa"/>
@@ -5478,7 +4820,7 @@
           <w:kern w:val="0"/>
           <w:sz w:val="26"/>
           <w:szCs w:val="26"/>
-          <w:lang w:val="ru-RU" w:eastAsia="ru-RU"/>
+          <w:lang w:eastAsia="ru-RU"/>
           <w14:ligatures w14:val="none"/>
         </w:rPr>
       </w:pPr>
@@ -5500,7 +4842,23 @@
           <w:sz w:val="26"/>
           <w:szCs w:val="26"/>
         </w:rPr>
-        <w:t>5.6 Электробезопасность</w:t>
+        <w:t>5.</w:t>
+      </w:r>
+      <w:r>
+        <w:rPr>
+          <w:b/>
+          <w:sz w:val="26"/>
+          <w:szCs w:val="26"/>
+        </w:rPr>
+        <w:t>7</w:t>
+      </w:r>
+      <w:r>
+        <w:rPr>
+          <w:b/>
+          <w:sz w:val="26"/>
+          <w:szCs w:val="26"/>
+        </w:rPr>
+        <w:t xml:space="preserve"> Электробезопасность</w:t>
       </w:r>
     </w:p>
     <w:p>
@@ -5580,7 +4938,15 @@
           <w:sz w:val="26"/>
           <w:szCs w:val="26"/>
         </w:rPr>
-        <w:t>В случае поражения электрическим током первая помощь включает два этапа: немедленное отключение пострадавшего от источника тока (например, выключением питания или использованием изолирующих средств) и оказание доврачебной помощи. После освобождения пострадавшего от действия тока необходимо немедленно оценить его состояние и вызвать врача, независимо от тяжести поражения.</w:t>
+        <w:t xml:space="preserve">В случае поражения электрическим током первая помощь включает два этапа: немедленное отключение пострадавшего от источника тока (например, выключением питания или использованием изолирующих средств) и оказание доврачебной помощи. После освобождения пострадавшего от действия тока </w:t>
+      </w:r>
+      <w:r>
+        <w:rPr>
+          <w:sz w:val="26"/>
+          <w:szCs w:val="26"/>
+        </w:rPr>
+        <w:lastRenderedPageBreak/>
+        <w:t>необходимо немедленно оценить его состояние и вызвать врача, независимо от тяжести поражения.</w:t>
       </w:r>
       <w:r>
         <w:rPr>
@@ -5618,7 +4984,23 @@
           <w:sz w:val="26"/>
           <w:szCs w:val="26"/>
         </w:rPr>
-        <w:t xml:space="preserve">5.7 Требования безопасности к технологическому процессу и </w:t>
+        <w:t>5.</w:t>
+      </w:r>
+      <w:r>
+        <w:rPr>
+          <w:b/>
+          <w:sz w:val="26"/>
+          <w:szCs w:val="26"/>
+        </w:rPr>
+        <w:t>8</w:t>
+      </w:r>
+      <w:r>
+        <w:rPr>
+          <w:b/>
+          <w:sz w:val="26"/>
+          <w:szCs w:val="26"/>
+        </w:rPr>
+        <w:t xml:space="preserve"> Требования безопасности к технологическому процессу и </w:t>
       </w:r>
     </w:p>
     <w:p>
@@ -5770,7 +5152,6 @@
           <w:sz w:val="26"/>
           <w:szCs w:val="26"/>
         </w:rPr>
-        <w:lastRenderedPageBreak/>
         <w:t>Интерфейс программного средства соответствует принципам эргономики и исключает ошибки ввода благодаря использованию валидации данных и логически организованной навигации.</w:t>
       </w:r>
     </w:p>
@@ -5873,6 +5254,7 @@
           <w:sz w:val="26"/>
           <w:szCs w:val="26"/>
         </w:rPr>
+        <w:lastRenderedPageBreak/>
         <w:t>Рабочие места оборудуются с учётом норм санитарно-гигиенической безопасности: обеспечены оптимальные уровни освещённости, температурного режима и вентиляции.</w:t>
       </w:r>
     </w:p>
@@ -5884,7 +5266,6 @@
         <w:rPr>
           <w:sz w:val="24"/>
           <w:szCs w:val="24"/>
-          <w:lang/>
         </w:rPr>
       </w:pPr>
     </w:p>
@@ -5905,7 +5286,23 @@
           <w:sz w:val="26"/>
           <w:szCs w:val="26"/>
         </w:rPr>
-        <w:t>5.8 Санитарно-бытовые помещения</w:t>
+        <w:t>5.</w:t>
+      </w:r>
+      <w:r>
+        <w:rPr>
+          <w:b/>
+          <w:sz w:val="26"/>
+          <w:szCs w:val="26"/>
+        </w:rPr>
+        <w:t>9</w:t>
+      </w:r>
+      <w:r>
+        <w:rPr>
+          <w:b/>
+          <w:sz w:val="26"/>
+          <w:szCs w:val="26"/>
+        </w:rPr>
+        <w:t xml:space="preserve"> Санитарно-бытовые помещения</w:t>
       </w:r>
     </w:p>
     <w:p>
@@ -5916,7 +5313,6 @@
         <w:rPr>
           <w:sz w:val="24"/>
           <w:szCs w:val="24"/>
-          <w:lang/>
         </w:rPr>
       </w:pPr>
     </w:p>
@@ -6134,7 +5530,6 @@
           <w:b/>
           <w:sz w:val="28"/>
           <w:szCs w:val="28"/>
-          <w:lang w:val="ru-RU"/>
         </w:rPr>
       </w:pPr>
     </w:p>
@@ -6154,7 +5549,23 @@
           <w:sz w:val="26"/>
           <w:szCs w:val="26"/>
         </w:rPr>
-        <w:t>5.9 Пожарная профилактика</w:t>
+        <w:t>5.</w:t>
+      </w:r>
+      <w:r>
+        <w:rPr>
+          <w:b/>
+          <w:sz w:val="26"/>
+          <w:szCs w:val="26"/>
+        </w:rPr>
+        <w:t>10</w:t>
+      </w:r>
+      <w:r>
+        <w:rPr>
+          <w:b/>
+          <w:sz w:val="26"/>
+          <w:szCs w:val="26"/>
+        </w:rPr>
+        <w:t xml:space="preserve"> Пожарная профилактика</w:t>
       </w:r>
     </w:p>
     <w:p>
@@ -6282,6 +5693,7 @@
           <w:sz w:val="26"/>
           <w:szCs w:val="26"/>
         </w:rPr>
+        <w:lastRenderedPageBreak/>
         <w:t>внутренние пожарные водопроводы (при наличии);</w:t>
       </w:r>
     </w:p>
@@ -6790,360 +6202,13 @@
     </w:p>
     <w:p>
       <w:pPr>
-        <w:pStyle w:val="Paragraf"/>
-        <w:spacing w:line="300" w:lineRule="auto"/>
-        <w:ind w:firstLine="567"/>
-        <w:rPr>
-          <w:sz w:val="26"/>
-          <w:szCs w:val="26"/>
-        </w:rPr>
-      </w:pPr>
-    </w:p>
-    <w:p>
-      <w:pPr>
-        <w:pStyle w:val="Paragraf"/>
-        <w:spacing w:line="300" w:lineRule="auto"/>
-        <w:ind w:firstLine="567"/>
-        <w:rPr>
-          <w:sz w:val="26"/>
-          <w:szCs w:val="26"/>
-        </w:rPr>
-      </w:pPr>
-    </w:p>
-    <w:p>
-      <w:pPr>
-        <w:pStyle w:val="Paragraf"/>
-        <w:spacing w:line="300" w:lineRule="auto"/>
-        <w:ind w:firstLine="567"/>
-        <w:rPr>
-          <w:b/>
-          <w:sz w:val="26"/>
-          <w:szCs w:val="26"/>
-        </w:rPr>
-      </w:pPr>
-      <w:r>
-        <w:rPr>
-          <w:b/>
-          <w:sz w:val="26"/>
-          <w:szCs w:val="26"/>
-        </w:rPr>
-        <w:lastRenderedPageBreak/>
-        <w:t xml:space="preserve">5.10 Общие требования по охране труда и безопасности персонала </w:t>
-      </w:r>
-    </w:p>
-    <w:p>
-      <w:pPr>
-        <w:pStyle w:val="Paragraf"/>
-        <w:spacing w:line="300" w:lineRule="auto"/>
-        <w:ind w:firstLine="567"/>
-        <w:rPr>
-          <w:b/>
-          <w:sz w:val="26"/>
-          <w:szCs w:val="26"/>
-        </w:rPr>
-      </w:pPr>
-    </w:p>
-    <w:p>
-      <w:pPr>
-        <w:pStyle w:val="Paragraf"/>
-        <w:spacing w:line="300" w:lineRule="auto"/>
-        <w:ind w:firstLine="567"/>
-        <w:rPr>
-          <w:sz w:val="26"/>
-          <w:szCs w:val="26"/>
-        </w:rPr>
-      </w:pPr>
-      <w:r>
-        <w:rPr>
-          <w:sz w:val="26"/>
-          <w:szCs w:val="26"/>
-          <w:lang/>
-        </w:rPr>
-        <w:t>Обеспечение безопасных условий труда сотрудников, задействованных в разработке, эксплуатации и технической поддержке программного средства автоматизации процессов учета и анализа успеваемости студенто</w:t>
-      </w:r>
-      <w:r>
-        <w:rPr>
-          <w:sz w:val="26"/>
-          <w:szCs w:val="26"/>
-        </w:rPr>
-        <w:t>, основывается на положениях трудового законодательства, правилах охраны труда и нормативных документах в области безопасности жизнедеятельности [</w:t>
-      </w:r>
-      <w:r>
-        <w:rPr>
-          <w:sz w:val="26"/>
-          <w:szCs w:val="26"/>
-        </w:rPr>
-        <w:t>8</w:t>
-      </w:r>
-      <w:r>
-        <w:rPr>
-          <w:sz w:val="26"/>
-          <w:szCs w:val="26"/>
-        </w:rPr>
-        <w:t>].</w:t>
-      </w:r>
-    </w:p>
-    <w:p>
-      <w:pPr>
-        <w:pStyle w:val="Paragraf"/>
-        <w:spacing w:line="300" w:lineRule="auto"/>
-        <w:ind w:firstLine="567"/>
-        <w:rPr>
-          <w:sz w:val="26"/>
-          <w:szCs w:val="26"/>
-        </w:rPr>
-      </w:pPr>
-      <w:r>
-        <w:rPr>
-          <w:sz w:val="26"/>
-          <w:szCs w:val="26"/>
-        </w:rPr>
-        <w:t>Эксплуатация офисной техники допускается только после прохождения обязательного инструктажа по охране труда. Перед началом работы проводится проверка исправности оборудования, целостности кабелей и наличия заземления.</w:t>
-      </w:r>
-    </w:p>
-    <w:p>
-      <w:pPr>
-        <w:pStyle w:val="Paragraf"/>
-        <w:spacing w:line="300" w:lineRule="auto"/>
-        <w:ind w:firstLine="567"/>
-        <w:rPr>
-          <w:sz w:val="26"/>
-          <w:szCs w:val="26"/>
-        </w:rPr>
-      </w:pPr>
-      <w:r>
-        <w:rPr>
-          <w:sz w:val="26"/>
-          <w:szCs w:val="26"/>
-        </w:rPr>
-        <w:t>Организация рабочего места осуществляется в соответствии с Правилами по охране труда, утверждёнными Постановлением Министерства труда и социальной защиты Республики Беларусь № 53 от 01.07.2021, с соблюдением эргономических требований:</w:t>
-      </w:r>
-    </w:p>
-    <w:p>
-      <w:pPr>
-        <w:pStyle w:val="Paragraf"/>
-        <w:tabs>
-          <w:tab w:val="left" w:pos="426"/>
-        </w:tabs>
-        <w:spacing w:line="300" w:lineRule="auto"/>
-        <w:ind w:firstLine="0"/>
-        <w:rPr>
-          <w:sz w:val="26"/>
-          <w:szCs w:val="26"/>
-        </w:rPr>
-      </w:pPr>
-      <w:r>
-        <w:rPr>
-          <w:rStyle w:val="FontStyle16"/>
-          <w:iCs/>
-        </w:rPr>
-        <w:tab/>
-      </w:r>
-      <w:r>
-        <w:rPr>
-          <w:rStyle w:val="FontStyle16"/>
-          <w:iCs/>
-        </w:rPr>
-        <w:t xml:space="preserve">– </w:t>
-      </w:r>
-      <w:r>
-        <w:rPr>
-          <w:sz w:val="26"/>
-          <w:szCs w:val="26"/>
-        </w:rPr>
-        <w:t>монитор размещается на расстоянии 50–70 см от глаз, верхний край экрана — на уровне или чуть ниже линии взгляда;</w:t>
-      </w:r>
-    </w:p>
-    <w:p>
-      <w:pPr>
-        <w:pStyle w:val="Paragraf"/>
-        <w:tabs>
-          <w:tab w:val="left" w:pos="426"/>
-        </w:tabs>
-        <w:spacing w:line="300" w:lineRule="auto"/>
-        <w:ind w:firstLine="0"/>
-        <w:rPr>
-          <w:sz w:val="26"/>
-          <w:szCs w:val="26"/>
-        </w:rPr>
-      </w:pPr>
-      <w:r>
-        <w:rPr>
-          <w:rStyle w:val="FontStyle16"/>
-          <w:iCs/>
-        </w:rPr>
-        <w:tab/>
-      </w:r>
-      <w:r>
-        <w:rPr>
-          <w:rStyle w:val="FontStyle16"/>
-          <w:iCs/>
-        </w:rPr>
-        <w:t xml:space="preserve">– </w:t>
-      </w:r>
-      <w:r>
-        <w:rPr>
-          <w:sz w:val="26"/>
-          <w:szCs w:val="26"/>
-        </w:rPr>
-        <w:t>клавиатура — на расстоянии 10–30 см от края стола, а мышь — на одном уровне с ней;</w:t>
-      </w:r>
-    </w:p>
-    <w:p>
-      <w:pPr>
-        <w:pStyle w:val="Paragraf"/>
-        <w:tabs>
-          <w:tab w:val="left" w:pos="426"/>
-        </w:tabs>
-        <w:spacing w:line="300" w:lineRule="auto"/>
-        <w:ind w:firstLine="0"/>
-        <w:rPr>
-          <w:sz w:val="26"/>
-          <w:szCs w:val="26"/>
-        </w:rPr>
-      </w:pPr>
-      <w:r>
-        <w:rPr>
-          <w:rStyle w:val="FontStyle16"/>
-          <w:iCs/>
-        </w:rPr>
-        <w:tab/>
-      </w:r>
-      <w:r>
-        <w:rPr>
-          <w:rStyle w:val="FontStyle16"/>
-          <w:iCs/>
-        </w:rPr>
-        <w:t xml:space="preserve">– </w:t>
-      </w:r>
-      <w:r>
-        <w:rPr>
-          <w:sz w:val="26"/>
-          <w:szCs w:val="26"/>
-        </w:rPr>
-        <w:t>освещение должно исключать блики на экране, предпочтительно естественное освещение с левой стороны, при необходимости — использование жалюзи или штор;</w:t>
-      </w:r>
-    </w:p>
-    <w:p>
-      <w:pPr>
-        <w:pStyle w:val="Paragraf"/>
-        <w:tabs>
-          <w:tab w:val="left" w:pos="426"/>
-        </w:tabs>
-        <w:spacing w:line="300" w:lineRule="auto"/>
-        <w:ind w:firstLine="0"/>
-        <w:rPr>
-          <w:sz w:val="26"/>
-          <w:szCs w:val="26"/>
-        </w:rPr>
-      </w:pPr>
-      <w:r>
-        <w:rPr>
-          <w:rStyle w:val="FontStyle16"/>
-          <w:iCs/>
-        </w:rPr>
-        <w:tab/>
-      </w:r>
-      <w:r>
-        <w:rPr>
-          <w:rStyle w:val="FontStyle16"/>
-          <w:iCs/>
-        </w:rPr>
-        <w:t xml:space="preserve">– </w:t>
-      </w:r>
-      <w:r>
-        <w:rPr>
-          <w:sz w:val="26"/>
-          <w:szCs w:val="26"/>
-        </w:rPr>
-        <w:t>кресло регулируется по высоте и углу наклона, мебель подбирается с учетом роста пользователя для снижения нагрузок на опорно-двигательный аппарат.</w:t>
-      </w:r>
-    </w:p>
-    <w:p>
-      <w:pPr>
-        <w:pStyle w:val="Paragraf"/>
-        <w:spacing w:line="300" w:lineRule="auto"/>
-        <w:ind w:firstLine="567"/>
-        <w:rPr>
-          <w:sz w:val="26"/>
-          <w:szCs w:val="26"/>
-        </w:rPr>
-      </w:pPr>
-      <w:r>
-        <w:rPr>
-          <w:sz w:val="26"/>
-          <w:szCs w:val="26"/>
-        </w:rPr>
-        <w:t>Во время работы необходимо соблюдать порядок на рабочем месте, обеспечивать вентиляцию оборудования и делать регулярные перерывы каждые 1–2 часа. Для профилактики утомления рекомендуются гимнастика для глаз и производственная разминка.</w:t>
-      </w:r>
-    </w:p>
-    <w:p>
-      <w:pPr>
-        <w:pStyle w:val="Paragraf"/>
-        <w:spacing w:line="300" w:lineRule="auto"/>
-        <w:ind w:firstLine="567"/>
-        <w:rPr>
-          <w:sz w:val="26"/>
-          <w:szCs w:val="26"/>
-        </w:rPr>
-      </w:pPr>
-      <w:r>
-        <w:rPr>
-          <w:sz w:val="26"/>
-          <w:szCs w:val="26"/>
-        </w:rPr>
-        <w:t>Категорически запрещается работать с мокрыми руками, прикасаться к токоведущим частям, загромождать проходы и производить самостоятельный ремонт техники. В случае перегрева, короткого замыкания, постороннего шума или запаха гари оборудование немедленно отключается, а информация передаётся ответственному лицу.</w:t>
-      </w:r>
-    </w:p>
-    <w:p>
-      <w:pPr>
-        <w:pStyle w:val="Paragraf"/>
-        <w:spacing w:line="300" w:lineRule="auto"/>
-        <w:ind w:firstLine="567"/>
-        <w:rPr>
-          <w:sz w:val="26"/>
-          <w:szCs w:val="26"/>
-        </w:rPr>
-      </w:pPr>
-      <w:r>
-        <w:rPr>
-          <w:sz w:val="26"/>
-          <w:szCs w:val="26"/>
-        </w:rPr>
-        <w:t>По окончании работы техника отключается от электросети, программное обеспечение корректно закрывается, а поверхности оборудования очищаются специальными средствами. Ремонт и техническое обслуживание осуществляются только квалифицированными специалистами.</w:t>
-      </w:r>
-    </w:p>
-    <w:p>
-      <w:pPr>
-        <w:pStyle w:val="Paragraf"/>
-        <w:spacing w:line="300" w:lineRule="auto"/>
-        <w:ind w:firstLine="567"/>
-        <w:rPr>
-          <w:sz w:val="26"/>
-          <w:szCs w:val="26"/>
-        </w:rPr>
-      </w:pPr>
-      <w:r>
-        <w:rPr>
-          <w:sz w:val="26"/>
-          <w:szCs w:val="26"/>
-        </w:rPr>
-        <w:t xml:space="preserve">Для работников, использующих ПЭВМ более 4 часов в день, предусматриваются периодические медицинские осмотры. Помещения оснащаются </w:t>
-      </w:r>
-      <w:r>
-        <w:rPr>
-          <w:sz w:val="26"/>
-          <w:szCs w:val="26"/>
-        </w:rPr>
-        <w:lastRenderedPageBreak/>
-        <w:t>аптечками первой помощи, а персонал проходит обучение по действиям в нештатных и аварийных ситуациях.</w:t>
-      </w:r>
-    </w:p>
-    <w:p>
-      <w:pPr>
-        <w:rPr>
-          <w:sz w:val="26"/>
-          <w:szCs w:val="26"/>
+        <w:rPr>
+          <w:rFonts w:ascii="Times New Roman" w:eastAsia="Times New Roman" w:hAnsi="Times New Roman" w:cs="Times New Roman"/>
+          <w:kern w:val="0"/>
+          <w:sz w:val="26"/>
+          <w:szCs w:val="26"/>
+          <w:lang w:eastAsia="ru-RU"/>
+          <w14:ligatures w14:val="none"/>
         </w:rPr>
       </w:pPr>
       <w:r>
@@ -7175,13 +6240,7 @@
         <w:t>ЛИТЕРАТУРЫ</w:t>
       </w:r>
     </w:p>
-    <w:p>
-      <w:pPr>
-        <w:rPr>
-          <w:lang w:val="ru-RU"/>
-        </w:rPr>
-      </w:pPr>
-    </w:p>
+    <w:p/>
     <w:p>
       <w:pPr>
         <w:pStyle w:val="Paragraf"/>
@@ -7404,7 +6463,6 @@
         <w:rPr>
           <w:sz w:val="24"/>
           <w:szCs w:val="24"/>
-          <w:lang/>
         </w:rPr>
       </w:pPr>
       <w:r>
@@ -10216,7 +9274,7 @@
         <w:kern w:val="2"/>
         <w:sz w:val="22"/>
         <w:szCs w:val="22"/>
-        <w:lang w:eastAsia="en-US" w:bidi="ar-SA"/>
+        <w:lang w:val="ru-RU" w:eastAsia="en-US" w:bidi="ar-SA"/>
         <w14:ligatures w14:val="standardContextual"/>
       </w:rPr>
     </w:rPrDefault>
@@ -10629,7 +9687,6 @@
       <w:kern w:val="0"/>
       <w:sz w:val="28"/>
       <w:szCs w:val="32"/>
-      <w:lang w:val="ru-RU"/>
       <w14:ligatures w14:val="none"/>
     </w:rPr>
   </w:style>
@@ -10655,7 +9712,6 @@
       <w:kern w:val="0"/>
       <w:sz w:val="26"/>
       <w:szCs w:val="26"/>
-      <w:lang w:val="ru-RU"/>
       <w14:ligatures w14:val="none"/>
     </w:rPr>
   </w:style>
@@ -10681,7 +9737,6 @@
       <w:kern w:val="0"/>
       <w:sz w:val="26"/>
       <w:szCs w:val="24"/>
-      <w:lang w:val="ru-RU"/>
       <w14:ligatures w14:val="none"/>
     </w:rPr>
   </w:style>
@@ -10708,7 +9763,6 @@
       <w:color w:val="2F5496" w:themeColor="accent1" w:themeShade="BF"/>
       <w:kern w:val="0"/>
       <w:sz w:val="26"/>
-      <w:lang w:val="ru-RU"/>
       <w14:ligatures w14:val="none"/>
     </w:rPr>
   </w:style>
@@ -10734,7 +9788,6 @@
       <w:color w:val="2F5496" w:themeColor="accent1" w:themeShade="BF"/>
       <w:kern w:val="0"/>
       <w:sz w:val="26"/>
-      <w:lang w:val="ru-RU"/>
       <w14:ligatures w14:val="none"/>
     </w:rPr>
   </w:style>
@@ -10760,7 +9813,6 @@
       <w:color w:val="1F3763" w:themeColor="accent1" w:themeShade="7F"/>
       <w:kern w:val="0"/>
       <w:sz w:val="26"/>
-      <w:lang w:val="ru-RU"/>
       <w14:ligatures w14:val="none"/>
     </w:rPr>
   </w:style>
@@ -10788,7 +9840,6 @@
       <w:color w:val="1F3763" w:themeColor="accent1" w:themeShade="7F"/>
       <w:kern w:val="0"/>
       <w:sz w:val="26"/>
-      <w:lang w:val="ru-RU"/>
       <w14:ligatures w14:val="none"/>
     </w:rPr>
   </w:style>
@@ -10815,7 +9866,6 @@
       <w:kern w:val="0"/>
       <w:sz w:val="21"/>
       <w:szCs w:val="21"/>
-      <w:lang w:val="ru-RU"/>
       <w14:ligatures w14:val="none"/>
     </w:rPr>
   </w:style>
@@ -10844,13 +9894,13 @@
       <w:kern w:val="0"/>
       <w:sz w:val="21"/>
       <w:szCs w:val="21"/>
-      <w:lang w:val="ru-RU"/>
       <w14:ligatures w14:val="none"/>
     </w:rPr>
   </w:style>
   <w:style w:type="character" w:default="1" w:styleId="a0">
     <w:name w:val="Default Paragraph Font"/>
     <w:uiPriority w:val="1"/>
+    <w:semiHidden/>
     <w:unhideWhenUsed/>
   </w:style>
   <w:style w:type="table" w:default="1" w:styleId="a1">
@@ -10889,7 +9939,6 @@
       <w:kern w:val="0"/>
       <w:sz w:val="24"/>
       <w:szCs w:val="24"/>
-      <w:lang/>
       <w14:ligatures w14:val="none"/>
     </w:rPr>
   </w:style>
@@ -10907,7 +9956,7 @@
       <w:kern w:val="0"/>
       <w:sz w:val="28"/>
       <w:szCs w:val="20"/>
-      <w:lang w:val="ru-RU" w:eastAsia="ru-RU"/>
+      <w:lang w:eastAsia="ru-RU"/>
       <w14:ligatures w14:val="none"/>
     </w:rPr>
   </w:style>
@@ -11108,7 +10157,7 @@
       <w:kern w:val="0"/>
       <w:sz w:val="24"/>
       <w:szCs w:val="24"/>
-      <w:lang w:val="ru-RU" w:eastAsia="ru-RU"/>
+      <w:lang w:eastAsia="ru-RU"/>
       <w14:ligatures w14:val="none"/>
     </w:rPr>
   </w:style>
@@ -11130,7 +10179,7 @@
       <w:kern w:val="0"/>
       <w:sz w:val="24"/>
       <w:szCs w:val="24"/>
-      <w:lang w:val="ru-RU" w:eastAsia="ru-RU"/>
+      <w:lang w:eastAsia="ru-RU"/>
       <w14:ligatures w14:val="none"/>
     </w:rPr>
   </w:style>
@@ -11150,7 +10199,7 @@
       <w:kern w:val="0"/>
       <w:sz w:val="24"/>
       <w:szCs w:val="24"/>
-      <w:lang w:val="ru-RU" w:eastAsia="ru-RU"/>
+      <w:lang w:eastAsia="ru-RU"/>
       <w14:ligatures w14:val="none"/>
     </w:rPr>
   </w:style>
@@ -11171,7 +10220,7 @@
       <w:kern w:val="0"/>
       <w:sz w:val="28"/>
       <w:szCs w:val="20"/>
-      <w:lang w:val="ru-RU" w:eastAsia="ru-RU"/>
+      <w:lang w:eastAsia="ru-RU"/>
       <w14:ligatures w14:val="none"/>
     </w:rPr>
   </w:style>
@@ -11232,7 +10281,7 @@
       <w:kern w:val="0"/>
       <w:sz w:val="24"/>
       <w:szCs w:val="24"/>
-      <w:lang w:val="ru-RU" w:eastAsia="ru-RU"/>
+      <w:lang w:eastAsia="ru-RU"/>
       <w14:ligatures w14:val="none"/>
     </w:rPr>
   </w:style>
